--- a/files/cv.docx
+++ b/files/cv.docx
@@ -1602,24 +1602,41 @@
           <w:b/>
           <w:bCs/>
         </w:rPr>
-        <w:t>Ryotatsu Yanagimoto*,</w:t>
-      </w:r>
-      <w:r>
-        <w:t xml:space="preserve"> Ouri Karni*, Edwin Ng, Marc Jankowski, Timothy P. Mckenna and Thibault </w:t>
+        <w:t>Ryotatsu Yanagimoto</w:t>
+      </w:r>
+      <w:r>
+        <w:t xml:space="preserve">, Benjamin A. Ash, Mandar M. Sohoni, Martin M. Stein, </w:t>
       </w:r>
       <w:proofErr w:type="spellStart"/>
       <w:r>
-        <w:t>Chervy</w:t>
+        <w:t>Yiqi</w:t>
       </w:r>
       <w:proofErr w:type="spellEnd"/>
       <w:r>
+        <w:t xml:space="preserve"> Zhao, Federico Presutti, Marc Jankowski, Logan G. Wright, Tatsuhiro Onodera, Peter L. McMahon</w:t>
+      </w:r>
+      <w:r>
         <w:t>, “</w:t>
       </w:r>
       <w:r>
-        <w:t>Design and function of a vertical micro-cavity optical parametric oscillator</w:t>
-      </w:r>
-      <w:r>
-        <w:t>”, Journal of Physics: Photonics (in press; 2025).</w:t>
+        <w:t>Programmable on-chip nonlinear photonics</w:t>
+      </w:r>
+      <w:r>
+        <w:t>”, Nature (2025).</w:t>
+      </w:r>
+      <w:r>
+        <w:rPr>
+          <w:lang w:eastAsia="ja-JP"/>
+        </w:rPr>
+        <w:t xml:space="preserve"> </w:t>
+      </w:r>
+      <w:r>
+        <w:rPr>
+          <w:rFonts w:ascii="Segoe UI" w:hAnsi="Segoe UI" w:cs="Segoe UI"/>
+          <w:color w:val="222222"/>
+          <w:shd w:val="clear" w:color="auto" w:fill="FFFFFF"/>
+        </w:rPr>
+        <w:t>https://doi.org/10.1038/s41586-025-09620-9</w:t>
       </w:r>
     </w:p>
     <w:p>
@@ -1631,26 +1648,40 @@
         </w:numPr>
       </w:pPr>
       <w:r>
-        <w:t xml:space="preserve">Tatsuhiro Onodera, Martin M. Stein, Benjamin A. Ash, Mandar M. Sohoni, Melissa Bosch, </w:t>
-      </w:r>
-      <w:r>
-        <w:rPr>
-          <w:b/>
-          <w:bCs/>
-        </w:rPr>
-        <w:t>Ryotatsu Yanagimoto</w:t>
-      </w:r>
-      <w:r>
-        <w:t>, Marc Jankowski, Timothy P. McKenna, Tianyu Wang, Gennady Shvets, Maxim R. Shcherbakov, Logan G. Wright, Peter L. McMahon</w:t>
-      </w:r>
+        <w:rPr>
+          <w:b/>
+          <w:bCs/>
+        </w:rPr>
+        <w:t>Ryotatsu Yanagimoto*,</w:t>
+      </w:r>
+      <w:r>
+        <w:t xml:space="preserve"> Ouri Karni*, Edwin Ng, Marc Jankowski, Timothy P. Mckenna and Thibault </w:t>
+      </w:r>
+      <w:proofErr w:type="spellStart"/>
+      <w:r>
+        <w:t>Chervy</w:t>
+      </w:r>
+      <w:proofErr w:type="spellEnd"/>
       <w:r>
         <w:t>, “</w:t>
       </w:r>
       <w:r>
-        <w:t>Scaling on-chip photonic neural processors using arbitrarily programmable wave propagation</w:t>
-      </w:r>
-      <w:r>
-        <w:t>”, Nature Physics (in press; 2025).</w:t>
+        <w:t>Design and function of a vertical micro-cavity optical parametric oscillator</w:t>
+      </w:r>
+      <w:r>
+        <w:t xml:space="preserve">”, Journal of Physics: Photonics </w:t>
+      </w:r>
+      <w:r>
+        <w:t>7</w:t>
+      </w:r>
+      <w:r>
+        <w:t>,</w:t>
+      </w:r>
+      <w:r>
+        <w:t xml:space="preserve"> 045031</w:t>
+      </w:r>
+      <w:r>
+        <w:t>(2025).</w:t>
       </w:r>
     </w:p>
     <w:p>
@@ -1662,6 +1693,9 @@
         </w:numPr>
       </w:pPr>
       <w:r>
+        <w:t xml:space="preserve">Tatsuhiro Onodera, Martin M. Stein, Benjamin A. Ash, Mandar M. Sohoni, Melissa Bosch, </w:t>
+      </w:r>
+      <w:r>
         <w:rPr>
           <w:b/>
           <w:bCs/>
@@ -1669,24 +1703,16 @@
         <w:t>Ryotatsu Yanagimoto</w:t>
       </w:r>
       <w:r>
-        <w:t xml:space="preserve">, Benjamin A. Ash, Mandar M. Sohoni, Martin M. Stein, </w:t>
-      </w:r>
-      <w:proofErr w:type="spellStart"/>
-      <w:r>
-        <w:t>Yiqi</w:t>
-      </w:r>
-      <w:proofErr w:type="spellEnd"/>
-      <w:r>
-        <w:t xml:space="preserve"> Zhao, Federico Presutti, Marc Jankowski, Logan G. Wright, Tatsuhiro Onodera, Peter L. McMahon</w:t>
+        <w:t>, Marc Jankowski, Timothy P. McKenna, Tianyu Wang, Gennady Shvets, Maxim R. Shcherbakov, Logan G. Wright, Peter L. McMahon</w:t>
       </w:r>
       <w:r>
         <w:t>, “</w:t>
       </w:r>
       <w:r>
-        <w:t>Programmable on-chip nonlinear photonics</w:t>
-      </w:r>
-      <w:r>
-        <w:t>”, Nature (in press; 2025).</w:t>
+        <w:t>Scaling on-chip photonic neural processors using arbitrarily programmable wave propagation</w:t>
+      </w:r>
+      <w:r>
+        <w:t>”, Nature Physics (in press; 2025).</w:t>
       </w:r>
     </w:p>
     <w:p>

--- a/files/cv.docx
+++ b/files/cv.docx
@@ -349,6 +349,193 @@
     </w:p>
     <w:p>
       <w:pPr>
+        <w:pStyle w:val="Heading2"/>
+        <w:spacing w:line="276" w:lineRule="auto"/>
+        <w:rPr>
+          <w:b/>
+          <w:bCs/>
+        </w:rPr>
+      </w:pPr>
+      <w:r>
+        <w:rPr>
+          <w:b/>
+          <w:bCs/>
+        </w:rPr>
+        <w:t>Cornell University</w:t>
+      </w:r>
+      <w:r>
+        <w:tab/>
+      </w:r>
+      <w:r>
+        <w:tab/>
+      </w:r>
+      <w:r>
+        <w:tab/>
+      </w:r>
+      <w:r>
+        <w:tab/>
+      </w:r>
+      <w:r>
+        <w:tab/>
+      </w:r>
+      <w:r>
+        <w:tab/>
+        <w:t xml:space="preserve"> </w:t>
+      </w:r>
+      <w:r>
+        <w:tab/>
+        <w:t xml:space="preserve">   </w:t>
+      </w:r>
+      <w:r>
+        <w:tab/>
+      </w:r>
+      <w:r>
+        <w:t xml:space="preserve">        </w:t>
+      </w:r>
+      <w:r>
+        <w:rPr>
+          <w:b/>
+          <w:bCs/>
+        </w:rPr>
+        <w:t>Ithaca</w:t>
+      </w:r>
+      <w:r>
+        <w:rPr>
+          <w:b/>
+          <w:bCs/>
+        </w:rPr>
+        <w:t xml:space="preserve">, </w:t>
+      </w:r>
+      <w:r>
+        <w:rPr>
+          <w:b/>
+          <w:bCs/>
+        </w:rPr>
+        <w:t>NY,</w:t>
+      </w:r>
+      <w:r>
+        <w:rPr>
+          <w:b/>
+          <w:bCs/>
+        </w:rPr>
+        <w:t xml:space="preserve"> USA</w:t>
+      </w:r>
+    </w:p>
+    <w:p>
+      <w:pPr>
+        <w:rPr>
+          <w:i/>
+          <w:iCs/>
+        </w:rPr>
+      </w:pPr>
+      <w:r>
+        <w:rPr>
+          <w:i/>
+          <w:iCs/>
+        </w:rPr>
+        <w:t>Visting scholar</w:t>
+      </w:r>
+      <w:r>
+        <w:rPr>
+          <w:i/>
+          <w:iCs/>
+        </w:rPr>
+        <w:tab/>
+      </w:r>
+      <w:r>
+        <w:rPr>
+          <w:i/>
+          <w:iCs/>
+        </w:rPr>
+        <w:t xml:space="preserve"> </w:t>
+      </w:r>
+      <w:r>
+        <w:rPr>
+          <w:i/>
+          <w:iCs/>
+        </w:rPr>
+        <w:t>(PI: Prof. Peter L. McMahon)</w:t>
+      </w:r>
+      <w:r>
+        <w:rPr>
+          <w:i/>
+          <w:iCs/>
+        </w:rPr>
+        <w:tab/>
+      </w:r>
+      <w:r>
+        <w:rPr>
+          <w:i/>
+          <w:iCs/>
+        </w:rPr>
+        <w:tab/>
+      </w:r>
+      <w:r>
+        <w:rPr>
+          <w:i/>
+          <w:iCs/>
+        </w:rPr>
+        <w:tab/>
+      </w:r>
+      <w:r>
+        <w:rPr>
+          <w:i/>
+          <w:iCs/>
+        </w:rPr>
+        <w:tab/>
+      </w:r>
+      <w:r>
+        <w:rPr>
+          <w:i/>
+          <w:iCs/>
+        </w:rPr>
+        <w:tab/>
+      </w:r>
+      <w:r>
+        <w:rPr>
+          <w:i/>
+          <w:iCs/>
+        </w:rPr>
+        <w:t>Apr.</w:t>
+      </w:r>
+      <w:r>
+        <w:rPr>
+          <w:i/>
+          <w:iCs/>
+        </w:rPr>
+        <w:t xml:space="preserve"> 20</w:t>
+      </w:r>
+      <w:r>
+        <w:rPr>
+          <w:i/>
+          <w:iCs/>
+        </w:rPr>
+        <w:t>2</w:t>
+      </w:r>
+      <w:r>
+        <w:rPr>
+          <w:i/>
+          <w:iCs/>
+        </w:rPr>
+        <w:t>3</w:t>
+      </w:r>
+      <w:r>
+        <w:rPr>
+          <w:i/>
+          <w:iCs/>
+        </w:rPr>
+        <w:t xml:space="preserve"> – </w:t>
+      </w:r>
+      <w:r>
+        <w:rPr>
+          <w:i/>
+          <w:iCs/>
+        </w:rPr>
+        <w:t>Present</w:t>
+      </w:r>
+    </w:p>
+    <w:p>
+      <w:pPr>
         <w:pStyle w:val="Heading1"/>
         <w:pBdr>
           <w:bottom w:val="single" w:sz="4" w:space="1" w:color="auto"/>
@@ -769,799 +956,6 @@
         </w:pBdr>
       </w:pPr>
       <w:r>
-        <w:t xml:space="preserve">Research </w:t>
-      </w:r>
-      <w:r>
-        <w:t>Activities</w:t>
-      </w:r>
-    </w:p>
-    <w:p>
-      <w:pPr>
-        <w:pStyle w:val="Heading2"/>
-        <w:spacing w:line="276" w:lineRule="auto"/>
-        <w:rPr>
-          <w:b/>
-          <w:bCs/>
-        </w:rPr>
-      </w:pPr>
-      <w:r>
-        <w:rPr>
-          <w:b/>
-          <w:bCs/>
-        </w:rPr>
-        <w:t>NTT Research</w:t>
-      </w:r>
-      <w:r>
-        <w:rPr>
-          <w:b/>
-          <w:bCs/>
-        </w:rPr>
-        <w:tab/>
-      </w:r>
-      <w:r>
-        <w:tab/>
-      </w:r>
-      <w:r>
-        <w:tab/>
-      </w:r>
-      <w:r>
-        <w:tab/>
-        <w:t xml:space="preserve">                                               </w:t>
-      </w:r>
-      <w:r>
-        <w:rPr>
-          <w:b/>
-          <w:bCs/>
-        </w:rPr>
-        <w:t>Sunnyvale</w:t>
-      </w:r>
-      <w:r>
-        <w:rPr>
-          <w:b/>
-          <w:bCs/>
-        </w:rPr>
-        <w:t>,</w:t>
-      </w:r>
-      <w:r>
-        <w:rPr>
-          <w:b/>
-          <w:bCs/>
-        </w:rPr>
-        <w:t xml:space="preserve"> CA,</w:t>
-      </w:r>
-      <w:r>
-        <w:rPr>
-          <w:b/>
-          <w:bCs/>
-        </w:rPr>
-        <w:t xml:space="preserve"> USA</w:t>
-      </w:r>
-    </w:p>
-    <w:p>
-      <w:pPr>
-        <w:rPr>
-          <w:i/>
-          <w:iCs/>
-        </w:rPr>
-      </w:pPr>
-      <w:r>
-        <w:rPr>
-          <w:i/>
-          <w:iCs/>
-        </w:rPr>
-        <w:t>Research scientist</w:t>
-      </w:r>
-      <w:r>
-        <w:rPr>
-          <w:i/>
-          <w:iCs/>
-        </w:rPr>
-        <w:tab/>
-      </w:r>
-      <w:r>
-        <w:rPr>
-          <w:i/>
-          <w:iCs/>
-        </w:rPr>
-        <w:tab/>
-      </w:r>
-      <w:r>
-        <w:rPr>
-          <w:i/>
-          <w:iCs/>
-        </w:rPr>
-        <w:tab/>
-      </w:r>
-      <w:r>
-        <w:rPr>
-          <w:i/>
-          <w:iCs/>
-        </w:rPr>
-        <w:tab/>
-      </w:r>
-      <w:r>
-        <w:rPr>
-          <w:i/>
-          <w:iCs/>
-        </w:rPr>
-        <w:tab/>
-      </w:r>
-      <w:r>
-        <w:rPr>
-          <w:i/>
-          <w:iCs/>
-        </w:rPr>
-        <w:tab/>
-        <w:t xml:space="preserve">           </w:t>
-      </w:r>
-      <w:r>
-        <w:rPr>
-          <w:i/>
-          <w:iCs/>
-        </w:rPr>
-        <w:tab/>
-        <w:t xml:space="preserve">              Aug</w:t>
-      </w:r>
-      <w:r>
-        <w:rPr>
-          <w:i/>
-          <w:iCs/>
-        </w:rPr>
-        <w:t>. 20</w:t>
-      </w:r>
-      <w:r>
-        <w:rPr>
-          <w:i/>
-          <w:iCs/>
-        </w:rPr>
-        <w:t>25</w:t>
-      </w:r>
-      <w:r>
-        <w:rPr>
-          <w:i/>
-          <w:iCs/>
-        </w:rPr>
-        <w:t xml:space="preserve"> – </w:t>
-      </w:r>
-      <w:r>
-        <w:rPr>
-          <w:i/>
-          <w:iCs/>
-        </w:rPr>
-        <w:t>Present</w:t>
-      </w:r>
-    </w:p>
-    <w:p>
-      <w:pPr>
-        <w:pStyle w:val="Heading2"/>
-        <w:spacing w:line="276" w:lineRule="auto"/>
-        <w:rPr>
-          <w:b/>
-          <w:bCs/>
-        </w:rPr>
-      </w:pPr>
-      <w:r>
-        <w:rPr>
-          <w:b/>
-          <w:bCs/>
-        </w:rPr>
-        <w:t>Cornell</w:t>
-      </w:r>
-      <w:r>
-        <w:rPr>
-          <w:b/>
-          <w:bCs/>
-        </w:rPr>
-        <w:t xml:space="preserve"> University</w:t>
-      </w:r>
-      <w:r>
-        <w:rPr>
-          <w:b/>
-          <w:bCs/>
-        </w:rPr>
-        <w:tab/>
-      </w:r>
-      <w:r>
-        <w:tab/>
-      </w:r>
-      <w:r>
-        <w:tab/>
-      </w:r>
-      <w:r>
-        <w:tab/>
-        <w:t xml:space="preserve">                                                       </w:t>
-      </w:r>
-      <w:r>
-        <w:rPr>
-          <w:b/>
-          <w:bCs/>
-        </w:rPr>
-        <w:t>Ithaca</w:t>
-      </w:r>
-      <w:r>
-        <w:rPr>
-          <w:b/>
-          <w:bCs/>
-        </w:rPr>
-        <w:t xml:space="preserve">, </w:t>
-      </w:r>
-      <w:r>
-        <w:rPr>
-          <w:b/>
-          <w:bCs/>
-        </w:rPr>
-        <w:t>NY</w:t>
-      </w:r>
-      <w:r>
-        <w:rPr>
-          <w:b/>
-          <w:bCs/>
-        </w:rPr>
-        <w:t>, USA</w:t>
-      </w:r>
-    </w:p>
-    <w:p>
-      <w:pPr>
-        <w:rPr>
-          <w:i/>
-          <w:iCs/>
-        </w:rPr>
-      </w:pPr>
-      <w:r>
-        <w:rPr>
-          <w:i/>
-          <w:iCs/>
-        </w:rPr>
-        <w:t>NTT postdoctoral fellow</w:t>
-      </w:r>
-      <w:r>
-        <w:rPr>
-          <w:i/>
-          <w:iCs/>
-        </w:rPr>
-        <w:t xml:space="preserve"> </w:t>
-      </w:r>
-      <w:r>
-        <w:rPr>
-          <w:i/>
-          <w:iCs/>
-        </w:rPr>
-        <w:t xml:space="preserve">(PI: Prof. Peter L. </w:t>
-      </w:r>
-      <w:proofErr w:type="gramStart"/>
-      <w:r>
-        <w:rPr>
-          <w:i/>
-          <w:iCs/>
-        </w:rPr>
-        <w:t xml:space="preserve">McMahon)   </w:t>
-      </w:r>
-      <w:proofErr w:type="gramEnd"/>
-      <w:r>
-        <w:rPr>
-          <w:i/>
-          <w:iCs/>
-        </w:rPr>
-        <w:t xml:space="preserve">        </w:t>
-      </w:r>
-      <w:r>
-        <w:rPr>
-          <w:i/>
-          <w:iCs/>
-        </w:rPr>
-        <w:tab/>
-        <w:t xml:space="preserve">           Apr</w:t>
-      </w:r>
-      <w:r>
-        <w:rPr>
-          <w:i/>
-          <w:iCs/>
-        </w:rPr>
-        <w:t>. 20</w:t>
-      </w:r>
-      <w:r>
-        <w:rPr>
-          <w:i/>
-          <w:iCs/>
-        </w:rPr>
-        <w:t>23</w:t>
-      </w:r>
-      <w:r>
-        <w:rPr>
-          <w:i/>
-          <w:iCs/>
-        </w:rPr>
-        <w:t xml:space="preserve"> – </w:t>
-      </w:r>
-      <w:r>
-        <w:rPr>
-          <w:i/>
-          <w:iCs/>
-        </w:rPr>
-        <w:t>Jul. 2025</w:t>
-      </w:r>
-    </w:p>
-    <w:p>
-      <w:pPr>
-        <w:pStyle w:val="Heading2"/>
-        <w:spacing w:line="276" w:lineRule="auto"/>
-        <w:rPr>
-          <w:b/>
-          <w:bCs/>
-        </w:rPr>
-      </w:pPr>
-      <w:r>
-        <w:rPr>
-          <w:b/>
-          <w:bCs/>
-        </w:rPr>
-        <w:t xml:space="preserve">Stanford University </w:t>
-      </w:r>
-      <w:r>
-        <w:rPr>
-          <w:b/>
-          <w:bCs/>
-        </w:rPr>
-        <w:tab/>
-      </w:r>
-      <w:r>
-        <w:tab/>
-      </w:r>
-      <w:r>
-        <w:tab/>
-      </w:r>
-      <w:r>
-        <w:tab/>
-      </w:r>
-      <w:r>
-        <w:tab/>
-      </w:r>
-      <w:r>
-        <w:tab/>
-      </w:r>
-      <w:r>
-        <w:tab/>
-        <w:t xml:space="preserve"> </w:t>
-      </w:r>
-      <w:r>
-        <w:tab/>
-        <w:t xml:space="preserve">   </w:t>
-      </w:r>
-      <w:r>
-        <w:rPr>
-          <w:b/>
-          <w:bCs/>
-        </w:rPr>
-        <w:t>Stanford, CA, USA</w:t>
-      </w:r>
-    </w:p>
-    <w:p>
-      <w:pPr>
-        <w:rPr>
-          <w:i/>
-          <w:iCs/>
-        </w:rPr>
-      </w:pPr>
-      <w:r>
-        <w:rPr>
-          <w:i/>
-          <w:iCs/>
-        </w:rPr>
-        <w:t xml:space="preserve">Graduate research </w:t>
-      </w:r>
-      <w:r>
-        <w:rPr>
-          <w:i/>
-          <w:iCs/>
-        </w:rPr>
-        <w:t xml:space="preserve">(PI: Prof. Hideo </w:t>
-      </w:r>
-      <w:proofErr w:type="gramStart"/>
-      <w:r>
-        <w:rPr>
-          <w:i/>
-          <w:iCs/>
-        </w:rPr>
-        <w:t>Mabuchi</w:t>
-      </w:r>
-      <w:r>
-        <w:rPr>
-          <w:i/>
-          <w:iCs/>
-        </w:rPr>
-        <w:t>)</w:t>
-      </w:r>
-      <w:r>
-        <w:rPr>
-          <w:i/>
-          <w:iCs/>
-        </w:rPr>
-        <w:t xml:space="preserve"> </w:t>
-      </w:r>
-      <w:r>
-        <w:rPr>
-          <w:i/>
-          <w:iCs/>
-        </w:rPr>
-        <w:t xml:space="preserve">  </w:t>
-      </w:r>
-      <w:proofErr w:type="gramEnd"/>
-      <w:r>
-        <w:rPr>
-          <w:i/>
-          <w:iCs/>
-        </w:rPr>
-        <w:t xml:space="preserve">       </w:t>
-      </w:r>
-      <w:r>
-        <w:rPr>
-          <w:i/>
-          <w:iCs/>
-        </w:rPr>
-        <w:t xml:space="preserve"> </w:t>
-      </w:r>
-      <w:r>
-        <w:rPr>
-          <w:i/>
-          <w:iCs/>
-        </w:rPr>
-        <w:tab/>
-        <w:t xml:space="preserve">                                  </w:t>
-      </w:r>
-      <w:r>
-        <w:rPr>
-          <w:i/>
-          <w:iCs/>
-        </w:rPr>
-        <w:t xml:space="preserve">Sep. 2017 – </w:t>
-      </w:r>
-      <w:r>
-        <w:rPr>
-          <w:i/>
-          <w:iCs/>
-        </w:rPr>
-        <w:t>Apr. 2023</w:t>
-      </w:r>
-    </w:p>
-    <w:p>
-      <w:pPr>
-        <w:pStyle w:val="Heading2"/>
-        <w:rPr>
-          <w:b/>
-          <w:bCs/>
-        </w:rPr>
-      </w:pPr>
-      <w:r>
-        <w:rPr>
-          <w:b/>
-          <w:bCs/>
-        </w:rPr>
-        <w:t xml:space="preserve">RIKEN </w:t>
-      </w:r>
-      <w:r>
-        <w:rPr>
-          <w:b/>
-          <w:bCs/>
-        </w:rPr>
-        <w:tab/>
-      </w:r>
-      <w:r>
-        <w:rPr>
-          <w:b/>
-          <w:bCs/>
-        </w:rPr>
-        <w:tab/>
-      </w:r>
-      <w:r>
-        <w:rPr>
-          <w:b/>
-          <w:bCs/>
-        </w:rPr>
-        <w:tab/>
-      </w:r>
-      <w:r>
-        <w:rPr>
-          <w:b/>
-          <w:bCs/>
-        </w:rPr>
-        <w:tab/>
-      </w:r>
-      <w:r>
-        <w:rPr>
-          <w:b/>
-          <w:bCs/>
-        </w:rPr>
-        <w:tab/>
-      </w:r>
-      <w:r>
-        <w:rPr>
-          <w:b/>
-          <w:bCs/>
-        </w:rPr>
-        <w:tab/>
-      </w:r>
-      <w:r>
-        <w:rPr>
-          <w:b/>
-          <w:bCs/>
-        </w:rPr>
-        <w:tab/>
-      </w:r>
-      <w:proofErr w:type="gramStart"/>
-      <w:r>
-        <w:rPr>
-          <w:b/>
-          <w:bCs/>
-        </w:rPr>
-        <w:tab/>
-        <w:t xml:space="preserve">  </w:t>
-      </w:r>
-      <w:r>
-        <w:rPr>
-          <w:b/>
-          <w:bCs/>
-        </w:rPr>
-        <w:t>Wako</w:t>
-      </w:r>
-      <w:proofErr w:type="gramEnd"/>
-      <w:r>
-        <w:rPr>
-          <w:b/>
-          <w:bCs/>
-        </w:rPr>
-        <w:t>-</w:t>
-      </w:r>
-      <w:proofErr w:type="spellStart"/>
-      <w:r>
-        <w:rPr>
-          <w:b/>
-          <w:bCs/>
-        </w:rPr>
-        <w:t>shi</w:t>
-      </w:r>
-      <w:proofErr w:type="spellEnd"/>
-      <w:r>
-        <w:rPr>
-          <w:b/>
-          <w:bCs/>
-        </w:rPr>
-        <w:t>, Saitama, Japan</w:t>
-      </w:r>
-    </w:p>
-    <w:p>
-      <w:pPr>
-        <w:rPr>
-          <w:i/>
-          <w:iCs/>
-        </w:rPr>
-      </w:pPr>
-      <w:r>
-        <w:rPr>
-          <w:i/>
-          <w:iCs/>
-        </w:rPr>
-        <w:t>Research assistant</w:t>
-      </w:r>
-      <w:r>
-        <w:rPr>
-          <w:i/>
-          <w:iCs/>
-        </w:rPr>
-        <w:t xml:space="preserve"> (PI: Prof. Hidetoshi Katori)</w:t>
-      </w:r>
-      <w:r>
-        <w:rPr>
-          <w:i/>
-          <w:iCs/>
-        </w:rPr>
-        <w:tab/>
-      </w:r>
-      <w:r>
-        <w:rPr>
-          <w:i/>
-          <w:iCs/>
-        </w:rPr>
-        <w:tab/>
-      </w:r>
-      <w:r>
-        <w:rPr>
-          <w:i/>
-          <w:iCs/>
-        </w:rPr>
-        <w:tab/>
-        <w:t xml:space="preserve">           Apr. 201</w:t>
-      </w:r>
-      <w:r>
-        <w:rPr>
-          <w:i/>
-          <w:iCs/>
-        </w:rPr>
-        <w:t>6</w:t>
-      </w:r>
-      <w:r>
-        <w:rPr>
-          <w:i/>
-          <w:iCs/>
-        </w:rPr>
-        <w:t xml:space="preserve"> – Aug. 2017</w:t>
-      </w:r>
-    </w:p>
-    <w:p>
-      <w:pPr>
-        <w:pStyle w:val="Heading2"/>
-        <w:rPr>
-          <w:b/>
-          <w:bCs/>
-        </w:rPr>
-      </w:pPr>
-      <w:r>
-        <w:rPr>
-          <w:b/>
-          <w:bCs/>
-        </w:rPr>
-        <w:t xml:space="preserve">Durham University </w:t>
-      </w:r>
-      <w:r>
-        <w:rPr>
-          <w:b/>
-          <w:bCs/>
-        </w:rPr>
-        <w:tab/>
-      </w:r>
-      <w:r>
-        <w:rPr>
-          <w:b/>
-          <w:bCs/>
-        </w:rPr>
-        <w:tab/>
-      </w:r>
-      <w:r>
-        <w:rPr>
-          <w:b/>
-          <w:bCs/>
-        </w:rPr>
-        <w:tab/>
-      </w:r>
-      <w:r>
-        <w:rPr>
-          <w:b/>
-          <w:bCs/>
-        </w:rPr>
-        <w:tab/>
-      </w:r>
-      <w:r>
-        <w:rPr>
-          <w:b/>
-          <w:bCs/>
-        </w:rPr>
-        <w:tab/>
-      </w:r>
-      <w:r>
-        <w:rPr>
-          <w:b/>
-          <w:bCs/>
-        </w:rPr>
-        <w:tab/>
-      </w:r>
-      <w:r>
-        <w:rPr>
-          <w:b/>
-          <w:bCs/>
-        </w:rPr>
-        <w:tab/>
-      </w:r>
-      <w:r>
-        <w:rPr>
-          <w:b/>
-          <w:bCs/>
-        </w:rPr>
-        <w:tab/>
-      </w:r>
-      <w:proofErr w:type="gramStart"/>
-      <w:r>
-        <w:rPr>
-          <w:b/>
-          <w:bCs/>
-        </w:rPr>
-        <w:tab/>
-        <w:t xml:space="preserve">  </w:t>
-      </w:r>
-      <w:r>
-        <w:rPr>
-          <w:b/>
-          <w:bCs/>
-        </w:rPr>
-        <w:t>Durham</w:t>
-      </w:r>
-      <w:proofErr w:type="gramEnd"/>
-      <w:r>
-        <w:rPr>
-          <w:b/>
-          <w:bCs/>
-        </w:rPr>
-        <w:t>, UK</w:t>
-      </w:r>
-    </w:p>
-    <w:p>
-      <w:pPr>
-        <w:rPr>
-          <w:i/>
-          <w:iCs/>
-        </w:rPr>
-      </w:pPr>
-      <w:r>
-        <w:rPr>
-          <w:i/>
-          <w:iCs/>
-        </w:rPr>
-        <w:t>Research Intern</w:t>
-      </w:r>
-      <w:r>
-        <w:rPr>
-          <w:i/>
-          <w:iCs/>
-        </w:rPr>
-        <w:t xml:space="preserve"> (PI: </w:t>
-      </w:r>
-      <w:r>
-        <w:rPr>
-          <w:i/>
-          <w:iCs/>
-        </w:rPr>
-        <w:t>Prof. Damian Hampshire</w:t>
-      </w:r>
-      <w:r>
-        <w:rPr>
-          <w:i/>
-          <w:iCs/>
-        </w:rPr>
-        <w:t>)</w:t>
-      </w:r>
-      <w:r>
-        <w:rPr>
-          <w:i/>
-          <w:iCs/>
-        </w:rPr>
-        <w:tab/>
-      </w:r>
-      <w:r>
-        <w:rPr>
-          <w:i/>
-          <w:iCs/>
-        </w:rPr>
-        <w:tab/>
-      </w:r>
-      <w:r>
-        <w:rPr>
-          <w:i/>
-          <w:iCs/>
-        </w:rPr>
-        <w:tab/>
-      </w:r>
-      <w:r>
-        <w:rPr>
-          <w:i/>
-          <w:iCs/>
-        </w:rPr>
-        <w:t xml:space="preserve">           </w:t>
-      </w:r>
-      <w:r>
-        <w:rPr>
-          <w:i/>
-          <w:iCs/>
-        </w:rPr>
-        <w:t>Jan. 2016 – Mar. 2016</w:t>
-      </w:r>
-    </w:p>
-    <w:p>
-      <w:pPr>
-        <w:pStyle w:val="Heading1"/>
-        <w:pBdr>
-          <w:bottom w:val="single" w:sz="4" w:space="1" w:color="auto"/>
-        </w:pBdr>
-      </w:pPr>
-      <w:r>
-        <w:lastRenderedPageBreak/>
         <w:t>Publications</w:t>
       </w:r>
       <w:r>
@@ -1598,6 +992,9 @@
         </w:numPr>
       </w:pPr>
       <w:r>
+        <w:t xml:space="preserve">Sridhar Prabhu, Vladimir Kremenetski, Saeed A Khan, </w:t>
+      </w:r>
+      <w:r>
         <w:rPr>
           <w:b/>
           <w:bCs/>
@@ -1605,38 +1002,22 @@
         <w:t>Ryotatsu Yanagimoto</w:t>
       </w:r>
       <w:r>
-        <w:t xml:space="preserve">, Benjamin A. Ash, Mandar M. Sohoni, Martin M. Stein, </w:t>
-      </w:r>
-      <w:proofErr w:type="spellStart"/>
-      <w:r>
-        <w:t>Yiqi</w:t>
-      </w:r>
-      <w:proofErr w:type="spellEnd"/>
-      <w:r>
-        <w:t xml:space="preserve"> Zhao, Federico Presutti, Marc Jankowski, Logan G. Wright, Tatsuhiro Onodera, Peter L. McMahon</w:t>
+        <w:t>, Peter L McMahon</w:t>
       </w:r>
       <w:r>
         <w:t>, “</w:t>
       </w:r>
       <w:r>
-        <w:t>Programmable on-chip nonlinear photonics</w:t>
-      </w:r>
-      <w:r>
-        <w:t>”, Nature (2025).</w:t>
-      </w:r>
-      <w:r>
-        <w:rPr>
-          <w:lang w:eastAsia="ja-JP"/>
-        </w:rPr>
-        <w:t xml:space="preserve"> </w:t>
-      </w:r>
-      <w:r>
-        <w:rPr>
-          <w:rFonts w:ascii="Segoe UI" w:hAnsi="Segoe UI" w:cs="Segoe UI"/>
-          <w:color w:val="222222"/>
-          <w:shd w:val="clear" w:color="auto" w:fill="FFFFFF"/>
-        </w:rPr>
-        <w:t>https://doi.org/10.1038/s41586-025-09620-9</w:t>
+        <w:t>Exponential advantage in quantum sensing of correlated parameters</w:t>
+      </w:r>
+      <w:r>
+        <w:t>”,</w:t>
+      </w:r>
+      <w:r>
+        <w:t xml:space="preserve"> Quantum 10, 1963(2026)</w:t>
+      </w:r>
+      <w:r>
+        <w:t>.</w:t>
       </w:r>
     </w:p>
     <w:p>
@@ -1648,40 +1029,32 @@
         </w:numPr>
       </w:pPr>
       <w:r>
+        <w:t xml:space="preserve">Tatsuhiro Onodera, Martin M. Stein, Benjamin A. Ash, Mandar M. Sohoni, Melissa Bosch, </w:t>
+      </w:r>
+      <w:r>
         <w:rPr>
           <w:b/>
           <w:bCs/>
         </w:rPr>
-        <w:t>Ryotatsu Yanagimoto*,</w:t>
-      </w:r>
-      <w:r>
-        <w:t xml:space="preserve"> Ouri Karni*, Edwin Ng, Marc Jankowski, Timothy P. Mckenna and Thibault </w:t>
-      </w:r>
-      <w:proofErr w:type="spellStart"/>
-      <w:r>
-        <w:t>Chervy</w:t>
-      </w:r>
-      <w:proofErr w:type="spellEnd"/>
+        <w:t>Ryotatsu Yanagimoto</w:t>
+      </w:r>
+      <w:r>
+        <w:t>, Marc Jankowski, Timothy P. McKenna, Tianyu Wang, Gennady Shvets, Maxim R. Shcherbakov, Logan G. Wright, Peter L. McMahon</w:t>
+      </w:r>
       <w:r>
         <w:t>, “</w:t>
       </w:r>
       <w:r>
-        <w:t>Design and function of a vertical micro-cavity optical parametric oscillator</w:t>
-      </w:r>
-      <w:r>
-        <w:t xml:space="preserve">”, Journal of Physics: Photonics </w:t>
-      </w:r>
-      <w:r>
-        <w:t>7</w:t>
-      </w:r>
-      <w:r>
-        <w:t>,</w:t>
-      </w:r>
-      <w:r>
-        <w:t xml:space="preserve"> 045031</w:t>
-      </w:r>
-      <w:r>
-        <w:t>(2025).</w:t>
+        <w:t>Arbitrary control over multimode wave propagation for machine learning</w:t>
+      </w:r>
+      <w:r>
+        <w:t xml:space="preserve">”, Nature Physics </w:t>
+      </w:r>
+      <w:r>
+        <w:t>22, 164 (2026)</w:t>
+      </w:r>
+      <w:r>
+        <w:t>.</w:t>
       </w:r>
     </w:p>
     <w:p>
@@ -1693,26 +1066,50 @@
         </w:numPr>
       </w:pPr>
       <w:r>
-        <w:t xml:space="preserve">Tatsuhiro Onodera, Martin M. Stein, Benjamin A. Ash, Mandar M. Sohoni, Melissa Bosch, </w:t>
-      </w:r>
-      <w:r>
         <w:rPr>
           <w:b/>
           <w:bCs/>
         </w:rPr>
+        <w:lastRenderedPageBreak/>
         <w:t>Ryotatsu Yanagimoto</w:t>
       </w:r>
       <w:r>
-        <w:t>, Marc Jankowski, Timothy P. McKenna, Tianyu Wang, Gennady Shvets, Maxim R. Shcherbakov, Logan G. Wright, Peter L. McMahon</w:t>
+        <w:t xml:space="preserve">, Benjamin A. Ash, Mandar M. Sohoni, Martin M. Stein, </w:t>
+      </w:r>
+      <w:proofErr w:type="spellStart"/>
+      <w:r>
+        <w:t>Yiqi</w:t>
+      </w:r>
+      <w:proofErr w:type="spellEnd"/>
+      <w:r>
+        <w:t xml:space="preserve"> Zhao, Federico Presutti, Marc Jankowski, Logan G. Wright, Tatsuhiro Onodera, Peter L. McMahon</w:t>
       </w:r>
       <w:r>
         <w:t>, “</w:t>
       </w:r>
       <w:r>
-        <w:t>Scaling on-chip photonic neural processors using arbitrarily programmable wave propagation</w:t>
-      </w:r>
-      <w:r>
-        <w:t>”, Nature Physics (in press; 2025).</w:t>
+        <w:t>Programmable on-chip nonlinear photonics</w:t>
+      </w:r>
+      <w:r>
+        <w:t xml:space="preserve">”, Nature </w:t>
+      </w:r>
+      <w:r>
+        <w:t xml:space="preserve">649, 330 </w:t>
+      </w:r>
+      <w:r>
+        <w:t>(202</w:t>
+      </w:r>
+      <w:r>
+        <w:t>6</w:t>
+      </w:r>
+      <w:r>
+        <w:t>).</w:t>
+      </w:r>
+      <w:r>
+        <w:rPr>
+          <w:lang w:eastAsia="ja-JP"/>
+        </w:rPr>
+        <w:t xml:space="preserve"> </w:t>
       </w:r>
     </w:p>
     <w:p>
@@ -1724,32 +1121,40 @@
         </w:numPr>
       </w:pPr>
       <w:r>
-        <w:t xml:space="preserve">Valeria Cimini, Mandar M Sohoni, Federico Presutti, Benjamin K Malia, Shi-Yuan Ma, </w:t>
-      </w:r>
-      <w:r>
         <w:rPr>
           <w:b/>
           <w:bCs/>
         </w:rPr>
-        <w:t>Ryotatsu Yanagimoto</w:t>
-      </w:r>
-      <w:r>
-        <w:t>, Tianyu Wang, Tatsuhiro Onodera, Logan G Wright, Peter L McMahon</w:t>
-      </w:r>
+        <w:t>Ryotatsu Yanagimoto*,</w:t>
+      </w:r>
+      <w:r>
+        <w:t xml:space="preserve"> Ouri Karni*, Edwin Ng, Marc Jankowski, Timothy P. Mckenna and Thibault </w:t>
+      </w:r>
+      <w:proofErr w:type="spellStart"/>
+      <w:r>
+        <w:t>Chervy</w:t>
+      </w:r>
+      <w:proofErr w:type="spellEnd"/>
       <w:r>
         <w:t>, “</w:t>
       </w:r>
       <w:r>
-        <w:t>Large-scale quantum reservoir computing using a Gaussian Boson Sampler</w:t>
-      </w:r>
-      <w:r>
-        <w:t xml:space="preserve">”, </w:t>
-      </w:r>
-      <w:r>
-        <w:t>arXiv:2505.13695</w:t>
-      </w:r>
-      <w:r>
-        <w:t>.</w:t>
+        <w:t>Design and function of a vertical micro-cavity optical parametric oscillator</w:t>
+      </w:r>
+      <w:r>
+        <w:t xml:space="preserve">”, Journal of Physics: Photonics </w:t>
+      </w:r>
+      <w:r>
+        <w:t>7</w:t>
+      </w:r>
+      <w:r>
+        <w:t>,</w:t>
+      </w:r>
+      <w:r>
+        <w:t xml:space="preserve"> 045031</w:t>
+      </w:r>
+      <w:r>
+        <w:t>(2025).</w:t>
       </w:r>
     </w:p>
     <w:p>
@@ -1761,15 +1166,7 @@
         </w:numPr>
       </w:pPr>
       <w:r>
-        <w:t xml:space="preserve">Sridhar Prabhu, Vladimir </w:t>
-      </w:r>
-      <w:proofErr w:type="spellStart"/>
-      <w:r>
-        <w:t>Kremenetski</w:t>
-      </w:r>
-      <w:proofErr w:type="spellEnd"/>
-      <w:r>
-        <w:t xml:space="preserve">, Saeed A Khan, </w:t>
+        <w:t xml:space="preserve">Valeria Cimini, Mandar M Sohoni, Federico Presutti, Benjamin K Malia, Shi-Yuan Ma, </w:t>
       </w:r>
       <w:r>
         <w:rPr>
@@ -1779,19 +1176,19 @@
         <w:t>Ryotatsu Yanagimoto</w:t>
       </w:r>
       <w:r>
-        <w:t>, Peter L McMahon</w:t>
+        <w:t>, Tianyu Wang, Tatsuhiro Onodera, Logan G Wright, Peter L McMahon</w:t>
       </w:r>
       <w:r>
         <w:t>, “</w:t>
       </w:r>
       <w:r>
-        <w:t>Exponential advantage in quantum sensing of correlated parameters</w:t>
+        <w:t>Large-scale quantum reservoir computing using a Gaussian Boson Sampler</w:t>
       </w:r>
       <w:r>
         <w:t xml:space="preserve">”, </w:t>
       </w:r>
       <w:r>
-        <w:t>arXiv:2504.21745</w:t>
+        <w:t>arXiv:2505.13695</w:t>
       </w:r>
       <w:r>
         <w:t>.</w:t>
@@ -2011,7 +1408,6 @@
           <w:b/>
           <w:bCs/>
         </w:rPr>
-        <w:lastRenderedPageBreak/>
         <w:t>R. Yanagimoto</w:t>
       </w:r>
       <w:r>
@@ -2185,6 +1581,7 @@
           <w:b/>
           <w:bCs/>
         </w:rPr>
+        <w:lastRenderedPageBreak/>
         <w:t>R. Yanagimoto*</w:t>
       </w:r>
       <w:r>
@@ -2842,7 +2239,6 @@
         </w:rPr>
       </w:pPr>
       <w:r>
-        <w:lastRenderedPageBreak/>
         <w:t xml:space="preserve">Masason foundation is </w:t>
       </w:r>
       <w:r>

--- a/files/cv.docx
+++ b/files/cv.docx
@@ -388,8 +388,6 @@
       </w:r>
       <w:r>
         <w:tab/>
-      </w:r>
-      <w:r>
         <w:t xml:space="preserve">        </w:t>
       </w:r>
       <w:r>
@@ -441,12 +439,6 @@
           <w:iCs/>
         </w:rPr>
         <w:tab/>
-      </w:r>
-      <w:r>
-        <w:rPr>
-          <w:i/>
-          <w:iCs/>
-        </w:rPr>
         <w:t xml:space="preserve"> </w:t>
       </w:r>
       <w:r>
@@ -489,7 +481,7 @@
           <w:i/>
           <w:iCs/>
         </w:rPr>
-        <w:tab/>
+        <w:t xml:space="preserve">         </w:t>
       </w:r>
       <w:r>
         <w:rPr>
@@ -510,14 +502,7 @@
           <w:i/>
           <w:iCs/>
         </w:rPr>
-        <w:t>2</w:t>
-      </w:r>
-      <w:r>
-        <w:rPr>
-          <w:i/>
-          <w:iCs/>
-        </w:rPr>
-        <w:t>3</w:t>
+        <w:t>23</w:t>
       </w:r>
       <w:r>
         <w:rPr>
@@ -531,7 +516,7 @@
           <w:i/>
           <w:iCs/>
         </w:rPr>
-        <w:t>Present</w:t>
+        <w:t>Mar. 2026</w:t>
       </w:r>
     </w:p>
     <w:p>
@@ -1011,13 +996,7 @@
         <w:t>Exponential advantage in quantum sensing of correlated parameters</w:t>
       </w:r>
       <w:r>
-        <w:t>”,</w:t>
-      </w:r>
-      <w:r>
-        <w:t xml:space="preserve"> Quantum 10, 1963(2026)</w:t>
-      </w:r>
-      <w:r>
-        <w:t>.</w:t>
+        <w:t>”, Quantum 10, 1963(2026).</w:t>
       </w:r>
     </w:p>
     <w:p>

--- a/files/cv.docx
+++ b/files/cv.docx
@@ -977,26 +977,44 @@
         </w:numPr>
       </w:pPr>
       <w:r>
-        <w:t xml:space="preserve">Sridhar Prabhu, Vladimir Kremenetski, Saeed A Khan, </w:t>
+        <w:t xml:space="preserve">Mandar M. Sohoni, Jérémie Laydevant, Mathieu Ouellet, Shi-Yuan Ma, </w:t>
       </w:r>
       <w:r>
         <w:rPr>
           <w:b/>
           <w:bCs/>
         </w:rPr>
-        <w:t>Ryotatsu Yanagimoto</w:t>
-      </w:r>
-      <w:r>
-        <w:t>, Peter L McMahon</w:t>
+        <w:t xml:space="preserve">Ryotatsu Yanagimoto, </w:t>
+      </w:r>
+      <w:r>
+        <w:t>Benjamin A. Ash, Tatsuhiro Onodera, Tianyu Wang, Logan G. Wright, Peter L. McMahon</w:t>
       </w:r>
       <w:r>
         <w:t>, “</w:t>
       </w:r>
       <w:r>
-        <w:t>Exponential advantage in quantum sensing of correlated parameters</w:t>
-      </w:r>
-      <w:r>
-        <w:t>”, Quantum 10, 1963(2026).</w:t>
+        <w:t>Ultra-low-light computer vision using trained photon correlations</w:t>
+      </w:r>
+      <w:r>
+        <w:t xml:space="preserve">”, </w:t>
+      </w:r>
+      <w:r>
+        <w:t>ar</w:t>
+      </w:r>
+      <w:r>
+        <w:t>X</w:t>
+      </w:r>
+      <w:r>
+        <w:t>iv</w:t>
+      </w:r>
+      <w:r>
+        <w:t>:</w:t>
+      </w:r>
+      <w:r>
+        <w:t>2604.11993</w:t>
+      </w:r>
+      <w:r>
+        <w:t>.</w:t>
       </w:r>
     </w:p>
     <w:p>
@@ -1008,7 +1026,7 @@
         </w:numPr>
       </w:pPr>
       <w:r>
-        <w:t xml:space="preserve">Tatsuhiro Onodera, Martin M. Stein, Benjamin A. Ash, Mandar M. Sohoni, Melissa Bosch, </w:t>
+        <w:t xml:space="preserve">Sridhar Prabhu, Vladimir Kremenetski, Saeed A Khan, </w:t>
       </w:r>
       <w:r>
         <w:rPr>
@@ -1018,22 +1036,16 @@
         <w:t>Ryotatsu Yanagimoto</w:t>
       </w:r>
       <w:r>
-        <w:t>, Marc Jankowski, Timothy P. McKenna, Tianyu Wang, Gennady Shvets, Maxim R. Shcherbakov, Logan G. Wright, Peter L. McMahon</w:t>
+        <w:t>, Peter L McMahon</w:t>
       </w:r>
       <w:r>
         <w:t>, “</w:t>
       </w:r>
       <w:r>
-        <w:t>Arbitrary control over multimode wave propagation for machine learning</w:t>
-      </w:r>
-      <w:r>
-        <w:t xml:space="preserve">”, Nature Physics </w:t>
-      </w:r>
-      <w:r>
-        <w:t>22, 164 (2026)</w:t>
-      </w:r>
-      <w:r>
-        <w:t>.</w:t>
+        <w:t>Exponential advantage in quantum sensing of correlated parameters</w:t>
+      </w:r>
+      <w:r>
+        <w:t>”, Quantum 10, 1963(2026).</w:t>
       </w:r>
     </w:p>
     <w:p>
@@ -1045,50 +1057,36 @@
         </w:numPr>
       </w:pPr>
       <w:r>
+        <w:t xml:space="preserve">Tatsuhiro Onodera, Martin M. Stein, Benjamin A. Ash, Mandar M. Sohoni, Melissa Bosch, </w:t>
+      </w:r>
+      <w:r>
         <w:rPr>
           <w:b/>
           <w:bCs/>
         </w:rPr>
+        <w:t>Ryotatsu Yanagimoto</w:t>
+      </w:r>
+      <w:r>
+        <w:t xml:space="preserve">, Marc Jankowski, Timothy P. McKenna, Tianyu Wang, </w:t>
+      </w:r>
+      <w:r>
         <w:lastRenderedPageBreak/>
-        <w:t>Ryotatsu Yanagimoto</w:t>
-      </w:r>
-      <w:r>
-        <w:t xml:space="preserve">, Benjamin A. Ash, Mandar M. Sohoni, Martin M. Stein, </w:t>
-      </w:r>
-      <w:proofErr w:type="spellStart"/>
-      <w:r>
-        <w:t>Yiqi</w:t>
-      </w:r>
-      <w:proofErr w:type="spellEnd"/>
-      <w:r>
-        <w:t xml:space="preserve"> Zhao, Federico Presutti, Marc Jankowski, Logan G. Wright, Tatsuhiro Onodera, Peter L. McMahon</w:t>
+        <w:t>Gennady Shvets, Maxim R. Shcherbakov, Logan G. Wright, Peter L. McMahon</w:t>
       </w:r>
       <w:r>
         <w:t>, “</w:t>
       </w:r>
       <w:r>
-        <w:t>Programmable on-chip nonlinear photonics</w:t>
-      </w:r>
-      <w:r>
-        <w:t xml:space="preserve">”, Nature </w:t>
-      </w:r>
-      <w:r>
-        <w:t xml:space="preserve">649, 330 </w:t>
-      </w:r>
-      <w:r>
-        <w:t>(202</w:t>
-      </w:r>
-      <w:r>
-        <w:t>6</w:t>
-      </w:r>
-      <w:r>
-        <w:t>).</w:t>
-      </w:r>
-      <w:r>
-        <w:rPr>
-          <w:lang w:eastAsia="ja-JP"/>
-        </w:rPr>
-        <w:t xml:space="preserve"> </w:t>
+        <w:t>Arbitrary control over multimode wave propagation for machine learning</w:t>
+      </w:r>
+      <w:r>
+        <w:t xml:space="preserve">”, Nature Physics </w:t>
+      </w:r>
+      <w:r>
+        <w:t>22, 164 (2026)</w:t>
+      </w:r>
+      <w:r>
+        <w:t>.</w:t>
       </w:r>
     </w:p>
     <w:p>
@@ -1104,36 +1102,45 @@
           <w:b/>
           <w:bCs/>
         </w:rPr>
-        <w:t>Ryotatsu Yanagimoto*,</w:t>
-      </w:r>
-      <w:r>
-        <w:t xml:space="preserve"> Ouri Karni*, Edwin Ng, Marc Jankowski, Timothy P. Mckenna and Thibault </w:t>
+        <w:t>Ryotatsu Yanagimoto</w:t>
+      </w:r>
+      <w:r>
+        <w:t xml:space="preserve">, Benjamin A. Ash, Mandar M. Sohoni, Martin M. Stein, </w:t>
       </w:r>
       <w:proofErr w:type="spellStart"/>
       <w:r>
-        <w:t>Chervy</w:t>
+        <w:t>Yiqi</w:t>
       </w:r>
       <w:proofErr w:type="spellEnd"/>
       <w:r>
+        <w:t xml:space="preserve"> Zhao, Federico Presutti, Marc Jankowski, Logan G. Wright, Tatsuhiro Onodera, Peter L. McMahon</w:t>
+      </w:r>
+      <w:r>
         <w:t>, “</w:t>
       </w:r>
       <w:r>
-        <w:t>Design and function of a vertical micro-cavity optical parametric oscillator</w:t>
-      </w:r>
-      <w:r>
-        <w:t xml:space="preserve">”, Journal of Physics: Photonics </w:t>
-      </w:r>
-      <w:r>
-        <w:t>7</w:t>
-      </w:r>
-      <w:r>
-        <w:t>,</w:t>
-      </w:r>
-      <w:r>
-        <w:t xml:space="preserve"> 045031</w:t>
-      </w:r>
-      <w:r>
-        <w:t>(2025).</w:t>
+        <w:t>Programmable on-chip nonlinear photonics</w:t>
+      </w:r>
+      <w:r>
+        <w:t xml:space="preserve">”, Nature </w:t>
+      </w:r>
+      <w:r>
+        <w:t xml:space="preserve">649, 330 </w:t>
+      </w:r>
+      <w:r>
+        <w:t>(202</w:t>
+      </w:r>
+      <w:r>
+        <w:t>6</w:t>
+      </w:r>
+      <w:r>
+        <w:t>).</w:t>
+      </w:r>
+      <w:r>
+        <w:rPr>
+          <w:lang w:eastAsia="ja-JP"/>
+        </w:rPr>
+        <w:t xml:space="preserve"> </w:t>
       </w:r>
     </w:p>
     <w:p>
@@ -1145,32 +1152,40 @@
         </w:numPr>
       </w:pPr>
       <w:r>
-        <w:t xml:space="preserve">Valeria Cimini, Mandar M Sohoni, Federico Presutti, Benjamin K Malia, Shi-Yuan Ma, </w:t>
-      </w:r>
-      <w:r>
         <w:rPr>
           <w:b/>
           <w:bCs/>
         </w:rPr>
-        <w:t>Ryotatsu Yanagimoto</w:t>
-      </w:r>
-      <w:r>
-        <w:t>, Tianyu Wang, Tatsuhiro Onodera, Logan G Wright, Peter L McMahon</w:t>
-      </w:r>
+        <w:t>Ryotatsu Yanagimoto*,</w:t>
+      </w:r>
+      <w:r>
+        <w:t xml:space="preserve"> Ouri Karni*, Edwin Ng, Marc Jankowski, Timothy P. Mckenna and Thibault </w:t>
+      </w:r>
+      <w:proofErr w:type="spellStart"/>
+      <w:r>
+        <w:t>Chervy</w:t>
+      </w:r>
+      <w:proofErr w:type="spellEnd"/>
       <w:r>
         <w:t>, “</w:t>
       </w:r>
       <w:r>
-        <w:t>Large-scale quantum reservoir computing using a Gaussian Boson Sampler</w:t>
-      </w:r>
-      <w:r>
-        <w:t xml:space="preserve">”, </w:t>
-      </w:r>
-      <w:r>
-        <w:t>arXiv:2505.13695</w:t>
-      </w:r>
-      <w:r>
-        <w:t>.</w:t>
+        <w:t>Design and function of a vertical micro-cavity optical parametric oscillator</w:t>
+      </w:r>
+      <w:r>
+        <w:t xml:space="preserve">”, Journal of Physics: Photonics </w:t>
+      </w:r>
+      <w:r>
+        <w:t>7</w:t>
+      </w:r>
+      <w:r>
+        <w:t>,</w:t>
+      </w:r>
+      <w:r>
+        <w:t xml:space="preserve"> 045031</w:t>
+      </w:r>
+      <w:r>
+        <w:t>(2025).</w:t>
       </w:r>
     </w:p>
     <w:p>
@@ -1182,7 +1197,7 @@
         </w:numPr>
       </w:pPr>
       <w:r>
-        <w:t xml:space="preserve">Chris Gustin*, </w:t>
+        <w:t xml:space="preserve">Valeria Cimini, Mandar M Sohoni, Federico Presutti, Benjamin K Malia, Shi-Yuan Ma, </w:t>
       </w:r>
       <w:r>
         <w:rPr>
@@ -1192,36 +1207,22 @@
         <w:t>Ryotatsu Yanagimoto</w:t>
       </w:r>
       <w:r>
-        <w:t>*</w:t>
-      </w:r>
-      <w:r>
-        <w:t>, Edwin Ng, Tatsuhiro Onodera and Hideo Mabuchi</w:t>
+        <w:t>, Tianyu Wang, Tatsuhiro Onodera, Logan G Wright, Peter L McMahon</w:t>
       </w:r>
       <w:r>
         <w:t>, “</w:t>
       </w:r>
       <w:r>
-        <w:t>Effective field theories in broadband quantum optics: modeling phase modulation and two-photon loss from cascaded quadratic nonlinearities</w:t>
-      </w:r>
-      <w:r>
-        <w:t xml:space="preserve">”, Quantum Science and Technology </w:t>
-      </w:r>
-      <w:r>
-        <w:rPr>
-          <w:b/>
-          <w:bCs/>
-        </w:rPr>
-        <w:t>10</w:t>
-      </w:r>
-      <w:r>
-        <w:rPr>
-          <w:b/>
-          <w:bCs/>
-        </w:rPr>
-        <w:t xml:space="preserve">, </w:t>
-      </w:r>
-      <w:r>
-        <w:t>025035 (2025).</w:t>
+        <w:t>Large-scale quantum reservoir computing using a Gaussian Boson Sampler</w:t>
+      </w:r>
+      <w:r>
+        <w:t xml:space="preserve">”, </w:t>
+      </w:r>
+      <w:r>
+        <w:t>arXiv:2505.13695</w:t>
+      </w:r>
+      <w:r>
+        <w:t>.</w:t>
       </w:r>
     </w:p>
     <w:p>
@@ -1233,36 +1234,46 @@
         </w:numPr>
       </w:pPr>
       <w:r>
+        <w:t xml:space="preserve">Chris Gustin*, </w:t>
+      </w:r>
+      <w:r>
         <w:rPr>
           <w:b/>
           <w:bCs/>
         </w:rPr>
-        <w:t>R. Yanagimoto*,</w:t>
-      </w:r>
-      <w:r>
-        <w:t xml:space="preserve"> E. Ng*, M. Jankowski, R. Nehra, T. P. McKenna, T. Onodera, L. G. Wright, R. Hamerly, A. Marandi, M. M. Fejer, H. Mabuchi</w:t>
+        <w:t>Ryotatsu Yanagimoto</w:t>
+      </w:r>
+      <w:r>
+        <w:t>*</w:t>
+      </w:r>
+      <w:r>
+        <w:t>, Edwin Ng, Tatsuhiro Onodera and Hideo Mabuchi</w:t>
       </w:r>
       <w:r>
         <w:t>, “</w:t>
       </w:r>
       <w:r>
-        <w:t>Mesoscopic ultrafast nonlinear optics—The emergence of multimode quantum non-Gaussian physics</w:t>
-      </w:r>
-      <w:r>
-        <w:t xml:space="preserve">”, </w:t>
-      </w:r>
-      <w:r>
-        <w:t xml:space="preserve">Optica </w:t>
+        <w:t>Effective field theories in broadband quantum optics: modeling phase modulation and two-photon loss from cascaded quadratic nonlinearities</w:t>
+      </w:r>
+      <w:r>
+        <w:t xml:space="preserve">”, Quantum Science and Technology </w:t>
       </w:r>
       <w:r>
         <w:rPr>
           <w:b/>
           <w:bCs/>
         </w:rPr>
-        <w:t>11</w:t>
-      </w:r>
-      <w:r>
-        <w:t>, 896 (2024).</w:t>
+        <w:t>10</w:t>
+      </w:r>
+      <w:r>
+        <w:rPr>
+          <w:b/>
+          <w:bCs/>
+        </w:rPr>
+        <w:t xml:space="preserve">, </w:t>
+      </w:r>
+      <w:r>
+        <w:t>025035 (2025).</w:t>
       </w:r>
     </w:p>
     <w:p>
@@ -1274,43 +1285,36 @@
         </w:numPr>
       </w:pPr>
       <w:r>
-        <w:t xml:space="preserve">Marc Jankowski*, </w:t>
-      </w:r>
-      <w:r>
         <w:rPr>
           <w:b/>
           <w:bCs/>
         </w:rPr>
-        <w:t>Ryotatsu Yanagimoto*</w:t>
-      </w:r>
-      <w:r>
-        <w:t>, Edwin Ng, Ryan Hamerly, Timothy P McKenna, Hideo Mabuchi, MM Fejer</w:t>
+        <w:t>R. Yanagimoto*,</w:t>
+      </w:r>
+      <w:r>
+        <w:t xml:space="preserve"> E. Ng*, M. Jankowski, R. Nehra, T. P. McKenna, T. Onodera, L. G. Wright, R. Hamerly, A. Marandi, M. M. Fejer, H. Mabuchi</w:t>
       </w:r>
       <w:r>
         <w:t>, “</w:t>
       </w:r>
       <w:r>
-        <w:t>Ultrafast second-order nonlinear photonics—from classical physics to non-Gaussian quantum dynamics: a tutorial</w:t>
-      </w:r>
-      <w:r>
-        <w:t xml:space="preserve">”, Advances in Optics and Photonics </w:t>
+        <w:t>Mesoscopic ultrafast nonlinear optics—The emergence of multimode quantum non-Gaussian physics</w:t>
+      </w:r>
+      <w:r>
+        <w:t xml:space="preserve">”, </w:t>
+      </w:r>
+      <w:r>
+        <w:t xml:space="preserve">Optica </w:t>
       </w:r>
       <w:r>
         <w:rPr>
           <w:b/>
           <w:bCs/>
         </w:rPr>
-        <w:t>16</w:t>
-      </w:r>
-      <w:r>
-        <w:rPr>
-          <w:b/>
-          <w:bCs/>
-        </w:rPr>
-        <w:t xml:space="preserve">, </w:t>
-      </w:r>
-      <w:r>
-        <w:t>347 (2024).</w:t>
+        <w:t>11</w:t>
+      </w:r>
+      <w:r>
+        <w:t>, 896 (2024).</w:t>
       </w:r>
     </w:p>
     <w:p>
@@ -1322,23 +1326,43 @@
         </w:numPr>
       </w:pPr>
       <w:r>
-        <w:t xml:space="preserve">E. Ng*, </w:t>
+        <w:t xml:space="preserve">Marc Jankowski*, </w:t>
       </w:r>
       <w:r>
         <w:rPr>
           <w:b/>
           <w:bCs/>
         </w:rPr>
-        <w:t>R. Yanagimoto*</w:t>
-      </w:r>
-      <w:r>
-        <w:t>, M. Jankowski, M. M. Fejer, H. Mabuchi, “</w:t>
-      </w:r>
-      <w:r>
-        <w:t>Quantum noise dynamics in nonlinear pulse propagation</w:t>
-      </w:r>
-      <w:r>
-        <w:t>”, arXiv:2307.05464.</w:t>
+        <w:t>Ryotatsu Yanagimoto*</w:t>
+      </w:r>
+      <w:r>
+        <w:t>, Edwin Ng, Ryan Hamerly, Timothy P McKenna, Hideo Mabuchi, MM Fejer</w:t>
+      </w:r>
+      <w:r>
+        <w:t>, “</w:t>
+      </w:r>
+      <w:r>
+        <w:t>Ultrafast second-order nonlinear photonics—from classical physics to non-Gaussian quantum dynamics: a tutorial</w:t>
+      </w:r>
+      <w:r>
+        <w:t xml:space="preserve">”, Advances in Optics and Photonics </w:t>
+      </w:r>
+      <w:r>
+        <w:rPr>
+          <w:b/>
+          <w:bCs/>
+        </w:rPr>
+        <w:t>16</w:t>
+      </w:r>
+      <w:r>
+        <w:rPr>
+          <w:b/>
+          <w:bCs/>
+        </w:rPr>
+        <w:t xml:space="preserve">, </w:t>
+      </w:r>
+      <w:r>
+        <w:t>347 (2024).</w:t>
       </w:r>
     </w:p>
     <w:p>
@@ -1350,28 +1374,23 @@
         </w:numPr>
       </w:pPr>
       <w:r>
+        <w:t xml:space="preserve">E. Ng*, </w:t>
+      </w:r>
+      <w:r>
         <w:rPr>
           <w:b/>
           <w:bCs/>
         </w:rPr>
-        <w:t>R. Yanagimoto</w:t>
-      </w:r>
-      <w:r>
-        <w:t>*, R. Nehra*, E. Ng, A. Marandi, H. Mabuchi, “</w:t>
-      </w:r>
-      <w:r>
-        <w:t xml:space="preserve">Engineering cubic quantum </w:t>
-      </w:r>
-      <w:proofErr w:type="spellStart"/>
-      <w:r>
-        <w:t>nondemolition</w:t>
-      </w:r>
-      <w:proofErr w:type="spellEnd"/>
-      <w:r>
-        <w:t xml:space="preserve"> Hamiltonian with mesoscopic optical parametric interactions</w:t>
-      </w:r>
-      <w:r>
-        <w:t>”, arXiv:2305.03260.</w:t>
+        <w:t>R. Yanagimoto*</w:t>
+      </w:r>
+      <w:r>
+        <w:t>, M. Jankowski, M. M. Fejer, H. Mabuchi, “</w:t>
+      </w:r>
+      <w:r>
+        <w:t>Quantum noise dynamics in nonlinear pulse propagation</w:t>
+      </w:r>
+      <w:r>
+        <w:t>”, arXiv:2307.05464.</w:t>
       </w:r>
     </w:p>
     <w:p>
@@ -1390,10 +1409,10 @@
         <w:t>R. Yanagimoto</w:t>
       </w:r>
       <w:r>
-        <w:t>*, R. Nehra*, R. Hamerly, E. Ng, A. Marandi, H. Mabuchi, “</w:t>
-      </w:r>
-      <w:r>
-        <w:t xml:space="preserve">Quantum </w:t>
+        <w:t>*, R. Nehra*, E. Ng, A. Marandi, H. Mabuchi, “</w:t>
+      </w:r>
+      <w:r>
+        <w:t xml:space="preserve">Engineering cubic quantum </w:t>
       </w:r>
       <w:proofErr w:type="spellStart"/>
       <w:r>
@@ -1401,26 +1420,10 @@
       </w:r>
       <w:proofErr w:type="spellEnd"/>
       <w:r>
-        <w:t xml:space="preserve"> measurements with optical parametric amplifiers for ultrafast universal quantum information processing</w:t>
-      </w:r>
-      <w:r>
-        <w:t xml:space="preserve">”, </w:t>
-      </w:r>
-      <w:r>
-        <w:t xml:space="preserve">PRX Quantum </w:t>
-      </w:r>
-      <w:r>
-        <w:rPr>
-          <w:b/>
-          <w:bCs/>
-        </w:rPr>
-        <w:t>4</w:t>
-      </w:r>
-      <w:r>
-        <w:t>, 010333</w:t>
-      </w:r>
-      <w:r>
-        <w:t xml:space="preserve"> (2023).</w:t>
+        <w:t xml:space="preserve"> Hamiltonian with mesoscopic optical parametric interactions</w:t>
+      </w:r>
+      <w:r>
+        <w:t>”, arXiv:2305.03260.</w:t>
       </w:r>
     </w:p>
     <w:p>
@@ -1439,23 +1442,37 @@
         <w:t>R. Yanagimoto</w:t>
       </w:r>
       <w:r>
-        <w:t>, E. Ng, M. Jankowski, H. Mabuchi, R. Hamerly, “</w:t>
-      </w:r>
-      <w:r>
-        <w:t>Temporal trapping: a route to strong coupling and deterministic optical quantum computation</w:t>
-      </w:r>
-      <w:r>
-        <w:t xml:space="preserve">”, Optica </w:t>
+        <w:t>*, R. Nehra*, R. Hamerly, E. Ng, A. Marandi, H. Mabuchi, “</w:t>
+      </w:r>
+      <w:r>
+        <w:t xml:space="preserve">Quantum </w:t>
+      </w:r>
+      <w:proofErr w:type="spellStart"/>
+      <w:r>
+        <w:t>nondemolition</w:t>
+      </w:r>
+      <w:proofErr w:type="spellEnd"/>
+      <w:r>
+        <w:t xml:space="preserve"> measurements with optical parametric amplifiers for ultrafast universal quantum information processing</w:t>
+      </w:r>
+      <w:r>
+        <w:t xml:space="preserve">”, </w:t>
+      </w:r>
+      <w:r>
+        <w:t xml:space="preserve">PRX Quantum </w:t>
       </w:r>
       <w:r>
         <w:rPr>
           <w:b/>
           <w:bCs/>
         </w:rPr>
-        <w:t>9</w:t>
-      </w:r>
-      <w:r>
-        <w:t>, 1289 (2022).</w:t>
+        <w:t>4</w:t>
+      </w:r>
+      <w:r>
+        <w:t>, 010333</w:t>
+      </w:r>
+      <w:r>
+        <w:t xml:space="preserve"> (2023).</w:t>
       </w:r>
     </w:p>
     <w:p>
@@ -1474,42 +1491,23 @@
         <w:t>R. Yanagimoto</w:t>
       </w:r>
       <w:r>
-        <w:t>*, E. Ng*, A. Yamamura, T. Onodera, L. G. Wright, M. Jankowski, M. M. Fejer, P. L. McMahon, H. Mabuchi, “</w:t>
-      </w:r>
-      <w:r>
-        <w:t>Onset of non-Gaussian quantum physics in pulsed squeezing with mesoscopic fields</w:t>
-      </w:r>
-      <w:r>
-        <w:t xml:space="preserve">”, </w:t>
-      </w:r>
-      <w:r>
-        <w:t>Optica</w:t>
-      </w:r>
-      <w:r>
-        <w:rPr>
-          <w:rFonts w:hint="eastAsia"/>
+        <w:t>, E. Ng, M. Jankowski, H. Mabuchi, R. Hamerly, “</w:t>
+      </w:r>
+      <w:r>
+        <w:t>Temporal trapping: a route to strong coupling and deterministic optical quantum computation</w:t>
+      </w:r>
+      <w:r>
+        <w:t xml:space="preserve">”, Optica </w:t>
+      </w:r>
+      <w:r>
+        <w:rPr>
           <w:b/>
           <w:bCs/>
-          <w:lang w:eastAsia="ja-JP"/>
-        </w:rPr>
-        <w:t xml:space="preserve"> </w:t>
-      </w:r>
-      <w:r>
-        <w:rPr>
-          <w:b/>
-          <w:bCs/>
-          <w:lang w:eastAsia="ja-JP"/>
         </w:rPr>
         <w:t>9</w:t>
       </w:r>
       <w:r>
-        <w:t xml:space="preserve">, </w:t>
-      </w:r>
-      <w:r>
-        <w:t>379</w:t>
-      </w:r>
-      <w:r>
-        <w:t xml:space="preserve"> (2022).</w:t>
+        <w:t>, 1289 (2022).</w:t>
       </w:r>
     </w:p>
     <w:p>
@@ -1528,23 +1526,42 @@
         <w:t>R. Yanagimoto</w:t>
       </w:r>
       <w:r>
-        <w:t>, E. Ng, L. G. Wright, T. Onodera, H. Mabuchi, “</w:t>
-      </w:r>
-      <w:r>
-        <w:t>Efficient simulation of ultrafast quantum nonlinear optics with matrix product states</w:t>
-      </w:r>
-      <w:r>
-        <w:t xml:space="preserve">,” Optica </w:t>
-      </w:r>
-      <w:r>
-        <w:rPr>
+        <w:t>*, E. Ng*, A. Yamamura, T. Onodera, L. G. Wright, M. Jankowski, M. M. Fejer, P. L. McMahon, H. Mabuchi, “</w:t>
+      </w:r>
+      <w:r>
+        <w:t>Onset of non-Gaussian quantum physics in pulsed squeezing with mesoscopic fields</w:t>
+      </w:r>
+      <w:r>
+        <w:t xml:space="preserve">”, </w:t>
+      </w:r>
+      <w:r>
+        <w:t>Optica</w:t>
+      </w:r>
+      <w:r>
+        <w:rPr>
+          <w:rFonts w:hint="eastAsia"/>
           <w:b/>
           <w:bCs/>
-        </w:rPr>
-        <w:t>8</w:t>
-      </w:r>
-      <w:r>
-        <w:t>, 1306 (2021).</w:t>
+          <w:lang w:eastAsia="ja-JP"/>
+        </w:rPr>
+        <w:t xml:space="preserve"> </w:t>
+      </w:r>
+      <w:r>
+        <w:rPr>
+          <w:b/>
+          <w:bCs/>
+          <w:lang w:eastAsia="ja-JP"/>
+        </w:rPr>
+        <w:t>9</w:t>
+      </w:r>
+      <w:r>
+        <w:t xml:space="preserve">, </w:t>
+      </w:r>
+      <w:r>
+        <w:t>379</w:t>
+      </w:r>
+      <w:r>
+        <w:t xml:space="preserve"> (2022).</w:t>
       </w:r>
     </w:p>
     <w:p>
@@ -1561,30 +1578,26 @@
           <w:bCs/>
         </w:rPr>
         <w:lastRenderedPageBreak/>
-        <w:t>R. Yanagimoto*</w:t>
-      </w:r>
-      <w:r>
-        <w:t xml:space="preserve">, E. Ng*, T. Onodera, H. Mabuchi, </w:t>
-      </w:r>
-      <w:r>
-        <w:t>“</w:t>
-      </w:r>
-      <w:r>
-        <w:t>Towards an engineering framework for ultrafast quantum nonlinear optics</w:t>
-      </w:r>
-      <w:r>
-        <w:t xml:space="preserve">,” </w:t>
-      </w:r>
-      <w:r>
-        <w:t xml:space="preserve">Proc. SPIE 11684, Ultrafast Phenomena and </w:t>
-      </w:r>
-      <w:proofErr w:type="spellStart"/>
-      <w:r>
-        <w:t>Nanophotonics</w:t>
-      </w:r>
-      <w:proofErr w:type="spellEnd"/>
-      <w:r>
-        <w:t xml:space="preserve"> XXV, 116841D (2021).</w:t>
+        <w:t>R. Yanagimoto</w:t>
+      </w:r>
+      <w:r>
+        <w:t>, E. Ng, L. G. Wright, T. Onodera, H. Mabuchi, “</w:t>
+      </w:r>
+      <w:r>
+        <w:t>Efficient simulation of ultrafast quantum nonlinear optics with matrix product states</w:t>
+      </w:r>
+      <w:r>
+        <w:t xml:space="preserve">,” Optica </w:t>
+      </w:r>
+      <w:r>
+        <w:rPr>
+          <w:b/>
+          <w:bCs/>
+        </w:rPr>
+        <w:t>8</w:t>
+      </w:r>
+      <w:r>
+        <w:t>, 1306 (2021).</w:t>
       </w:r>
     </w:p>
     <w:p>
@@ -1600,30 +1613,30 @@
           <w:b/>
           <w:bCs/>
         </w:rPr>
-        <w:t>R. Yanagimoto</w:t>
-      </w:r>
-      <w:r>
-        <w:t>*, E. Ng*, M. Jankowski, T. Onodera, M. M. Fejer, H. Mabuchi, “</w:t>
-      </w:r>
-      <w:r>
-        <w:t xml:space="preserve">Broadband Parametric </w:t>
+        <w:t>R. Yanagimoto*</w:t>
+      </w:r>
+      <w:r>
+        <w:t xml:space="preserve">, E. Ng*, T. Onodera, H. Mabuchi, </w:t>
+      </w:r>
+      <w:r>
+        <w:t>“</w:t>
+      </w:r>
+      <w:r>
+        <w:t>Towards an engineering framework for ultrafast quantum nonlinear optics</w:t>
+      </w:r>
+      <w:r>
+        <w:t xml:space="preserve">,” </w:t>
+      </w:r>
+      <w:r>
+        <w:t xml:space="preserve">Proc. SPIE 11684, Ultrafast Phenomena and </w:t>
       </w:r>
       <w:proofErr w:type="spellStart"/>
       <w:r>
-        <w:t>Downconversion</w:t>
+        <w:t>Nanophotonics</w:t>
       </w:r>
       <w:proofErr w:type="spellEnd"/>
       <w:r>
-        <w:t xml:space="preserve"> as a Discrete-Continuum Fano Interaction</w:t>
-      </w:r>
-      <w:r>
-        <w:t xml:space="preserve">,” </w:t>
-      </w:r>
-      <w:r>
-        <w:t>arXiv:2009.01457</w:t>
-      </w:r>
-      <w:r>
-        <w:t>.</w:t>
+        <w:t xml:space="preserve"> XXV, 116841D (2021).</w:t>
       </w:r>
     </w:p>
     <w:p>
@@ -1642,83 +1655,27 @@
         <w:t>R. Yanagimoto</w:t>
       </w:r>
       <w:r>
-        <w:rPr>
-          <w:b/>
-          <w:bCs/>
-        </w:rPr>
-        <w:t>*</w:t>
-      </w:r>
-      <w:r>
-        <w:rPr>
-          <w:b/>
-          <w:bCs/>
-        </w:rPr>
-        <w:t>,</w:t>
-      </w:r>
-      <w:r>
-        <w:t xml:space="preserve"> T. Onodera</w:t>
-      </w:r>
-      <w:r>
-        <w:t>*</w:t>
-      </w:r>
-      <w:r>
-        <w:t xml:space="preserve">, E. Ng, L. G. Wright, </w:t>
-      </w:r>
-      <w:r>
-        <w:t xml:space="preserve">P. L. McMahon, </w:t>
-      </w:r>
-      <w:r>
-        <w:t xml:space="preserve">H. Mabuchi, </w:t>
-      </w:r>
-      <w:r>
-        <w:t>“Engineering a Kerr-based Deterministic Cubic Phase Gate via Gaussian Operations</w:t>
-      </w:r>
-      <w:r>
-        <w:t xml:space="preserve">," </w:t>
-      </w:r>
-      <w:r>
-        <w:t>Phys</w:t>
-      </w:r>
-      <w:r>
-        <w:t>ical</w:t>
-      </w:r>
-      <w:r>
-        <w:t xml:space="preserve"> Rev</w:t>
-      </w:r>
-      <w:r>
-        <w:t>iew</w:t>
-      </w:r>
-      <w:r>
-        <w:t xml:space="preserve"> </w:t>
-      </w:r>
-      <w:r>
-        <w:t>Letters</w:t>
-      </w:r>
-      <w:r>
-        <w:t xml:space="preserve"> </w:t>
-      </w:r>
-      <w:r>
-        <w:rPr>
-          <w:b/>
-          <w:bCs/>
-        </w:rPr>
-        <w:t>12</w:t>
-      </w:r>
-      <w:r>
-        <w:rPr>
-          <w:b/>
-          <w:bCs/>
-        </w:rPr>
-        <w:t>4</w:t>
-      </w:r>
-      <w:r>
-        <w:t xml:space="preserve">, </w:t>
-      </w:r>
-      <w:r>
-        <w:t>240503</w:t>
-      </w:r>
-      <w:r>
-        <w:t xml:space="preserve"> (2020).</w:t>
+        <w:t>*, E. Ng*, M. Jankowski, T. Onodera, M. M. Fejer, H. Mabuchi, “</w:t>
+      </w:r>
+      <w:r>
+        <w:t xml:space="preserve">Broadband Parametric </w:t>
+      </w:r>
+      <w:proofErr w:type="spellStart"/>
+      <w:r>
+        <w:t>Downconversion</w:t>
+      </w:r>
+      <w:proofErr w:type="spellEnd"/>
+      <w:r>
+        <w:t xml:space="preserve"> as a Discrete-Continuum Fano Interaction</w:t>
+      </w:r>
+      <w:r>
+        <w:t xml:space="preserve">,” </w:t>
+      </w:r>
+      <w:r>
+        <w:t>arXiv:2009.01457</w:t>
+      </w:r>
+      <w:r>
+        <w:t>.</w:t>
       </w:r>
     </w:p>
     <w:p>
@@ -1734,32 +1691,86 @@
           <w:b/>
           <w:bCs/>
         </w:rPr>
-        <w:t>R. Yanagimoto,</w:t>
-      </w:r>
-      <w:r>
-        <w:t xml:space="preserve"> E. Ng, T. Onodera, H. Mabuchi, “</w:t>
-      </w:r>
-      <w:r>
-        <w:t>Adiabatic Fock-state-generation scheme using Kerr nonlinearity</w:t>
-      </w:r>
-      <w:r>
-        <w:t xml:space="preserve">," Physical Review A </w:t>
+        <w:t>R. Yanagimoto</w:t>
       </w:r>
       <w:r>
         <w:rPr>
           <w:b/>
           <w:bCs/>
         </w:rPr>
-        <w:t>100,</w:t>
-      </w:r>
-      <w:r>
-        <w:t xml:space="preserve"> 033822</w:t>
-      </w:r>
-      <w:r>
-        <w:t xml:space="preserve"> (2019)</w:t>
-      </w:r>
-      <w:r>
-        <w:t>.</w:t>
+        <w:t>*</w:t>
+      </w:r>
+      <w:r>
+        <w:rPr>
+          <w:b/>
+          <w:bCs/>
+        </w:rPr>
+        <w:t>,</w:t>
+      </w:r>
+      <w:r>
+        <w:t xml:space="preserve"> T. Onodera</w:t>
+      </w:r>
+      <w:r>
+        <w:t>*</w:t>
+      </w:r>
+      <w:r>
+        <w:t xml:space="preserve">, E. Ng, L. G. Wright, </w:t>
+      </w:r>
+      <w:r>
+        <w:t xml:space="preserve">P. L. McMahon, </w:t>
+      </w:r>
+      <w:r>
+        <w:t xml:space="preserve">H. Mabuchi, </w:t>
+      </w:r>
+      <w:r>
+        <w:t>“Engineering a Kerr-based Deterministic Cubic Phase Gate via Gaussian Operations</w:t>
+      </w:r>
+      <w:r>
+        <w:t xml:space="preserve">," </w:t>
+      </w:r>
+      <w:r>
+        <w:t>Phys</w:t>
+      </w:r>
+      <w:r>
+        <w:t>ical</w:t>
+      </w:r>
+      <w:r>
+        <w:t xml:space="preserve"> Rev</w:t>
+      </w:r>
+      <w:r>
+        <w:t>iew</w:t>
+      </w:r>
+      <w:r>
+        <w:t xml:space="preserve"> </w:t>
+      </w:r>
+      <w:r>
+        <w:t>Letters</w:t>
+      </w:r>
+      <w:r>
+        <w:t xml:space="preserve"> </w:t>
+      </w:r>
+      <w:r>
+        <w:rPr>
+          <w:b/>
+          <w:bCs/>
+        </w:rPr>
+        <w:t>12</w:t>
+      </w:r>
+      <w:r>
+        <w:rPr>
+          <w:b/>
+          <w:bCs/>
+        </w:rPr>
+        <w:t>4</w:t>
+      </w:r>
+      <w:r>
+        <w:t xml:space="preserve">, </w:t>
+      </w:r>
+      <w:r>
+        <w:t>240503</w:t>
+      </w:r>
+      <w:r>
+        <w:t xml:space="preserve"> (2020).</w:t>
       </w:r>
     </w:p>
     <w:p>
@@ -1778,13 +1789,26 @@
         <w:t>R. Yanagimoto,</w:t>
       </w:r>
       <w:r>
-        <w:t xml:space="preserve"> P. L. McMahon, E. Ng, T. Onodera, H. Mabuchi, “</w:t>
-      </w:r>
-      <w:r>
-        <w:t>Embedding entanglement generation within a measurement-feedback coherent Ising machine</w:t>
-      </w:r>
-      <w:r>
-        <w:t>," arXiv:1906.04902 (2019)</w:t>
+        <w:t xml:space="preserve"> E. Ng, T. Onodera, H. Mabuchi, “</w:t>
+      </w:r>
+      <w:r>
+        <w:t>Adiabatic Fock-state-generation scheme using Kerr nonlinearity</w:t>
+      </w:r>
+      <w:r>
+        <w:t xml:space="preserve">," Physical Review A </w:t>
+      </w:r>
+      <w:r>
+        <w:rPr>
+          <w:b/>
+          <w:bCs/>
+        </w:rPr>
+        <w:t>100,</w:t>
+      </w:r>
+      <w:r>
+        <w:t xml:space="preserve"> 033822</w:t>
+      </w:r>
+      <w:r>
+        <w:t xml:space="preserve"> (2019)</w:t>
       </w:r>
       <w:r>
         <w:t>.</w:t>
@@ -1799,63 +1823,23 @@
         </w:numPr>
       </w:pPr>
       <w:r>
-        <w:t>N</w:t>
-      </w:r>
-      <w:r>
-        <w:t>.</w:t>
-      </w:r>
-      <w:r>
-        <w:t xml:space="preserve"> Nemitz, A</w:t>
-      </w:r>
-      <w:r>
-        <w:t xml:space="preserve">. </w:t>
-      </w:r>
-      <w:r>
-        <w:t>A</w:t>
-      </w:r>
-      <w:r>
-        <w:t>.</w:t>
-      </w:r>
-      <w:r>
-        <w:t xml:space="preserve"> Jørgensen, </w:t>
-      </w:r>
-      <w:r>
         <w:rPr>
           <w:b/>
           <w:bCs/>
         </w:rPr>
-        <w:t>R Yanagimoto</w:t>
-      </w:r>
-      <w:r>
-        <w:t>, F</w:t>
+        <w:t>R. Yanagimoto,</w:t>
+      </w:r>
+      <w:r>
+        <w:t xml:space="preserve"> P. L. McMahon, E. Ng, T. Onodera, H. Mabuchi, “</w:t>
+      </w:r>
+      <w:r>
+        <w:t>Embedding entanglement generation within a measurement-feedback coherent Ising machine</w:t>
+      </w:r>
+      <w:r>
+        <w:t>," arXiv:1906.04902 (2019)</w:t>
       </w:r>
       <w:r>
         <w:t>.</w:t>
-      </w:r>
-      <w:r>
-        <w:t xml:space="preserve"> Bregolin, H</w:t>
-      </w:r>
-      <w:r>
-        <w:t>.</w:t>
-      </w:r>
-      <w:r>
-        <w:t xml:space="preserve"> Katori, "Modeling light shifts in optical lattice clocks," Physical Review A </w:t>
-      </w:r>
-      <w:r>
-        <w:rPr>
-          <w:b/>
-          <w:bCs/>
-        </w:rPr>
-        <w:t>99</w:t>
-      </w:r>
-      <w:r>
-        <w:t>, 033424 (2019)</w:t>
-      </w:r>
-      <w:r>
-        <w:t>.</w:t>
-      </w:r>
-      <w:r>
-        <w:t xml:space="preserve"> (Editors’ suggestion)</w:t>
       </w:r>
     </w:p>
     <w:p>
@@ -1867,55 +1851,63 @@
         </w:numPr>
       </w:pPr>
       <w:r>
-        <w:t>D</w:t>
+        <w:t>N</w:t>
       </w:r>
       <w:r>
         <w:t>.</w:t>
       </w:r>
       <w:r>
-        <w:t xml:space="preserve"> B. S.</w:t>
-      </w:r>
-      <w:r>
-        <w:t xml:space="preserve"> Soh, </w:t>
+        <w:t xml:space="preserve"> Nemitz, A</w:t>
+      </w:r>
+      <w:r>
+        <w:t xml:space="preserve">. </w:t>
+      </w:r>
+      <w:r>
+        <w:t>A</w:t>
+      </w:r>
+      <w:r>
+        <w:t>.</w:t>
+      </w:r>
+      <w:r>
+        <w:t xml:space="preserve"> Jørgensen, </w:t>
       </w:r>
       <w:r>
         <w:rPr>
           <w:b/>
           <w:bCs/>
         </w:rPr>
-        <w:t>R</w:t>
+        <w:t>R Yanagimoto</w:t>
+      </w:r>
+      <w:r>
+        <w:t>, F</w:t>
+      </w:r>
+      <w:r>
+        <w:t>.</w:t>
+      </w:r>
+      <w:r>
+        <w:t xml:space="preserve"> Bregolin, H</w:t>
+      </w:r>
+      <w:r>
+        <w:t>.</w:t>
+      </w:r>
+      <w:r>
+        <w:t xml:space="preserve"> Katori, "Modeling light shifts in optical lattice clocks," Physical Review A </w:t>
       </w:r>
       <w:r>
         <w:rPr>
           <w:b/>
           <w:bCs/>
         </w:rPr>
+        <w:t>99</w:t>
+      </w:r>
+      <w:r>
+        <w:t>, 033424 (2019)</w:t>
+      </w:r>
+      <w:r>
         <w:t>.</w:t>
       </w:r>
       <w:r>
-        <w:rPr>
-          <w:b/>
-          <w:bCs/>
-        </w:rPr>
-        <w:t xml:space="preserve"> Yanagimoto</w:t>
-      </w:r>
-      <w:r>
-        <w:t>, E</w:t>
-      </w:r>
-      <w:r>
-        <w:t>.</w:t>
-      </w:r>
-      <w:r>
-        <w:t xml:space="preserve"> Chatterjee, H</w:t>
-      </w:r>
-      <w:r>
-        <w:t>.</w:t>
-      </w:r>
-      <w:r>
-        <w:t xml:space="preserve"> Mabuchi, “Nonlinear optical response of a local surface plasmon coupled to a 2D material”, arXiv:1902.06943 (2019)</w:t>
-      </w:r>
-      <w:r>
-        <w:t>.</w:t>
+        <w:t xml:space="preserve"> (Editors’ suggestion)</w:t>
       </w:r>
     </w:p>
     <w:p>
@@ -1927,6 +1919,66 @@
         </w:numPr>
       </w:pPr>
       <w:r>
+        <w:t>D</w:t>
+      </w:r>
+      <w:r>
+        <w:t>.</w:t>
+      </w:r>
+      <w:r>
+        <w:t xml:space="preserve"> B. S.</w:t>
+      </w:r>
+      <w:r>
+        <w:t xml:space="preserve"> Soh, </w:t>
+      </w:r>
+      <w:r>
+        <w:rPr>
+          <w:b/>
+          <w:bCs/>
+        </w:rPr>
+        <w:t>R</w:t>
+      </w:r>
+      <w:r>
+        <w:rPr>
+          <w:b/>
+          <w:bCs/>
+        </w:rPr>
+        <w:t>.</w:t>
+      </w:r>
+      <w:r>
+        <w:rPr>
+          <w:b/>
+          <w:bCs/>
+        </w:rPr>
+        <w:t xml:space="preserve"> Yanagimoto</w:t>
+      </w:r>
+      <w:r>
+        <w:t>, E</w:t>
+      </w:r>
+      <w:r>
+        <w:t>.</w:t>
+      </w:r>
+      <w:r>
+        <w:t xml:space="preserve"> Chatterjee, H</w:t>
+      </w:r>
+      <w:r>
+        <w:t>.</w:t>
+      </w:r>
+      <w:r>
+        <w:t xml:space="preserve"> Mabuchi, “Nonlinear optical response of a local surface plasmon coupled to a 2D material”, arXiv:1902.06943 (2019)</w:t>
+      </w:r>
+      <w:r>
+        <w:t>.</w:t>
+      </w:r>
+    </w:p>
+    <w:p>
+      <w:pPr>
+        <w:pStyle w:val="ListParagraph"/>
+        <w:numPr>
+          <w:ilvl w:val="0"/>
+          <w:numId w:val="32"/>
+        </w:numPr>
+      </w:pPr>
+      <w:r>
         <w:rPr>
           <w:b/>
           <w:bCs/>
@@ -2436,6 +2488,7 @@
         </w:numPr>
       </w:pPr>
       <w:r>
+        <w:lastRenderedPageBreak/>
         <w:t xml:space="preserve">The </w:t>
       </w:r>
       <w:r>

--- a/files/cv.docx
+++ b/files/cv.docx
@@ -977,41 +977,29 @@
         </w:numPr>
       </w:pPr>
       <w:r>
-        <w:t xml:space="preserve">Mandar M. Sohoni, Jérémie Laydevant, Mathieu Ouellet, Shi-Yuan Ma, </w:t>
+        <w:t xml:space="preserve">Sridhar Prabhu, Saeed A. Khan, Xingrui Song, Mathieu Ouellet, </w:t>
       </w:r>
       <w:r>
         <w:rPr>
           <w:b/>
           <w:bCs/>
         </w:rPr>
-        <w:t xml:space="preserve">Ryotatsu Yanagimoto, </w:t>
-      </w:r>
-      <w:r>
-        <w:t>Benjamin A. Ash, Tatsuhiro Onodera, Tianyu Wang, Logan G. Wright, Peter L. McMahon</w:t>
+        <w:t>Ryotatsu Yanagimoto</w:t>
+      </w:r>
+      <w:r>
+        <w:t>, Saswata Roy, Alen Senanian, Logan G. Wright, Valla Fatemi, Peter L. McMahon</w:t>
       </w:r>
       <w:r>
         <w:t>, “</w:t>
       </w:r>
       <w:r>
-        <w:t>Ultra-low-light computer vision using trained photon correlations</w:t>
+        <w:t>Quantum computational displacement sensing</w:t>
       </w:r>
       <w:r>
         <w:t xml:space="preserve">”, </w:t>
       </w:r>
       <w:r>
-        <w:t>ar</w:t>
-      </w:r>
-      <w:r>
-        <w:t>X</w:t>
-      </w:r>
-      <w:r>
-        <w:t>iv</w:t>
-      </w:r>
-      <w:r>
-        <w:t>:</w:t>
-      </w:r>
-      <w:r>
-        <w:t>2604.11993</w:t>
+        <w:t>arXiv:2604.13177</w:t>
       </w:r>
       <w:r>
         <w:t>.</w:t>
@@ -1026,26 +1014,44 @@
         </w:numPr>
       </w:pPr>
       <w:r>
-        <w:t xml:space="preserve">Sridhar Prabhu, Vladimir Kremenetski, Saeed A Khan, </w:t>
+        <w:t xml:space="preserve">Mandar M. Sohoni, Jérémie Laydevant, Mathieu Ouellet, Shi-Yuan Ma, </w:t>
       </w:r>
       <w:r>
         <w:rPr>
           <w:b/>
           <w:bCs/>
         </w:rPr>
-        <w:t>Ryotatsu Yanagimoto</w:t>
-      </w:r>
-      <w:r>
-        <w:t>, Peter L McMahon</w:t>
+        <w:t xml:space="preserve">Ryotatsu Yanagimoto, </w:t>
+      </w:r>
+      <w:r>
+        <w:t>Benjamin A. Ash, Tatsuhiro Onodera, Tianyu Wang, Logan G. Wright, Peter L. McMahon</w:t>
       </w:r>
       <w:r>
         <w:t>, “</w:t>
       </w:r>
       <w:r>
-        <w:t>Exponential advantage in quantum sensing of correlated parameters</w:t>
-      </w:r>
-      <w:r>
-        <w:t>”, Quantum 10, 1963(2026).</w:t>
+        <w:t>Ultra-low-light computer vision using trained photon correlations</w:t>
+      </w:r>
+      <w:r>
+        <w:t xml:space="preserve">”, </w:t>
+      </w:r>
+      <w:r>
+        <w:t>ar</w:t>
+      </w:r>
+      <w:r>
+        <w:t>X</w:t>
+      </w:r>
+      <w:r>
+        <w:t>iv</w:t>
+      </w:r>
+      <w:r>
+        <w:t>:</w:t>
+      </w:r>
+      <w:r>
+        <w:t>2604.11993</w:t>
+      </w:r>
+      <w:r>
+        <w:t>.</w:t>
       </w:r>
     </w:p>
     <w:p>
@@ -1057,7 +1063,8 @@
         </w:numPr>
       </w:pPr>
       <w:r>
-        <w:t xml:space="preserve">Tatsuhiro Onodera, Martin M. Stein, Benjamin A. Ash, Mandar M. Sohoni, Melissa Bosch, </w:t>
+        <w:lastRenderedPageBreak/>
+        <w:t xml:space="preserve">Sridhar Prabhu, Vladimir Kremenetski, Saeed A Khan, </w:t>
       </w:r>
       <w:r>
         <w:rPr>
@@ -1067,26 +1074,16 @@
         <w:t>Ryotatsu Yanagimoto</w:t>
       </w:r>
       <w:r>
-        <w:t xml:space="preserve">, Marc Jankowski, Timothy P. McKenna, Tianyu Wang, </w:t>
-      </w:r>
-      <w:r>
-        <w:lastRenderedPageBreak/>
-        <w:t>Gennady Shvets, Maxim R. Shcherbakov, Logan G. Wright, Peter L. McMahon</w:t>
+        <w:t>, Peter L McMahon</w:t>
       </w:r>
       <w:r>
         <w:t>, “</w:t>
       </w:r>
       <w:r>
-        <w:t>Arbitrary control over multimode wave propagation for machine learning</w:t>
-      </w:r>
-      <w:r>
-        <w:t xml:space="preserve">”, Nature Physics </w:t>
-      </w:r>
-      <w:r>
-        <w:t>22, 164 (2026)</w:t>
-      </w:r>
-      <w:r>
-        <w:t>.</w:t>
+        <w:t>Exponential advantage in quantum sensing of correlated parameters</w:t>
+      </w:r>
+      <w:r>
+        <w:t>”, Quantum 10, 1963(2026).</w:t>
       </w:r>
     </w:p>
     <w:p>
@@ -1098,6 +1095,9 @@
         </w:numPr>
       </w:pPr>
       <w:r>
+        <w:t xml:space="preserve">Tatsuhiro Onodera, Martin M. Stein, Benjamin A. Ash, Mandar M. Sohoni, Melissa Bosch, </w:t>
+      </w:r>
+      <w:r>
         <w:rPr>
           <w:b/>
           <w:bCs/>
@@ -1105,42 +1105,22 @@
         <w:t>Ryotatsu Yanagimoto</w:t>
       </w:r>
       <w:r>
-        <w:t xml:space="preserve">, Benjamin A. Ash, Mandar M. Sohoni, Martin M. Stein, </w:t>
-      </w:r>
-      <w:proofErr w:type="spellStart"/>
-      <w:r>
-        <w:t>Yiqi</w:t>
-      </w:r>
-      <w:proofErr w:type="spellEnd"/>
-      <w:r>
-        <w:t xml:space="preserve"> Zhao, Federico Presutti, Marc Jankowski, Logan G. Wright, Tatsuhiro Onodera, Peter L. McMahon</w:t>
+        <w:t>, Marc Jankowski, Timothy P. McKenna, Tianyu Wang, Gennady Shvets, Maxim R. Shcherbakov, Logan G. Wright, Peter L. McMahon</w:t>
       </w:r>
       <w:r>
         <w:t>, “</w:t>
       </w:r>
       <w:r>
-        <w:t>Programmable on-chip nonlinear photonics</w:t>
-      </w:r>
-      <w:r>
-        <w:t xml:space="preserve">”, Nature </w:t>
-      </w:r>
-      <w:r>
-        <w:t xml:space="preserve">649, 330 </w:t>
-      </w:r>
-      <w:r>
-        <w:t>(202</w:t>
-      </w:r>
-      <w:r>
-        <w:t>6</w:t>
-      </w:r>
-      <w:r>
-        <w:t>).</w:t>
-      </w:r>
-      <w:r>
-        <w:rPr>
-          <w:lang w:eastAsia="ja-JP"/>
-        </w:rPr>
-        <w:t xml:space="preserve"> </w:t>
+        <w:t>Arbitrary control over multimode wave propagation for machine learning</w:t>
+      </w:r>
+      <w:r>
+        <w:t xml:space="preserve">”, Nature Physics </w:t>
+      </w:r>
+      <w:r>
+        <w:t>22, 164 (2026)</w:t>
+      </w:r>
+      <w:r>
+        <w:t>.</w:t>
       </w:r>
     </w:p>
     <w:p>
@@ -1156,36 +1136,45 @@
           <w:b/>
           <w:bCs/>
         </w:rPr>
-        <w:t>Ryotatsu Yanagimoto*,</w:t>
-      </w:r>
-      <w:r>
-        <w:t xml:space="preserve"> Ouri Karni*, Edwin Ng, Marc Jankowski, Timothy P. Mckenna and Thibault </w:t>
+        <w:t>Ryotatsu Yanagimoto</w:t>
+      </w:r>
+      <w:r>
+        <w:t xml:space="preserve">, Benjamin A. Ash, Mandar M. Sohoni, Martin M. Stein, </w:t>
       </w:r>
       <w:proofErr w:type="spellStart"/>
       <w:r>
-        <w:t>Chervy</w:t>
+        <w:t>Yiqi</w:t>
       </w:r>
       <w:proofErr w:type="spellEnd"/>
       <w:r>
+        <w:t xml:space="preserve"> Zhao, Federico Presutti, Marc Jankowski, Logan G. Wright, Tatsuhiro Onodera, Peter L. McMahon</w:t>
+      </w:r>
+      <w:r>
         <w:t>, “</w:t>
       </w:r>
       <w:r>
-        <w:t>Design and function of a vertical micro-cavity optical parametric oscillator</w:t>
-      </w:r>
-      <w:r>
-        <w:t xml:space="preserve">”, Journal of Physics: Photonics </w:t>
-      </w:r>
-      <w:r>
-        <w:t>7</w:t>
-      </w:r>
-      <w:r>
-        <w:t>,</w:t>
-      </w:r>
-      <w:r>
-        <w:t xml:space="preserve"> 045031</w:t>
-      </w:r>
-      <w:r>
-        <w:t>(2025).</w:t>
+        <w:t>Programmable on-chip nonlinear photonics</w:t>
+      </w:r>
+      <w:r>
+        <w:t xml:space="preserve">”, Nature </w:t>
+      </w:r>
+      <w:r>
+        <w:t xml:space="preserve">649, 330 </w:t>
+      </w:r>
+      <w:r>
+        <w:t>(202</w:t>
+      </w:r>
+      <w:r>
+        <w:t>6</w:t>
+      </w:r>
+      <w:r>
+        <w:t>).</w:t>
+      </w:r>
+      <w:r>
+        <w:rPr>
+          <w:lang w:eastAsia="ja-JP"/>
+        </w:rPr>
+        <w:t xml:space="preserve"> </w:t>
       </w:r>
     </w:p>
     <w:p>
@@ -1197,32 +1186,40 @@
         </w:numPr>
       </w:pPr>
       <w:r>
-        <w:t xml:space="preserve">Valeria Cimini, Mandar M Sohoni, Federico Presutti, Benjamin K Malia, Shi-Yuan Ma, </w:t>
-      </w:r>
-      <w:r>
         <w:rPr>
           <w:b/>
           <w:bCs/>
         </w:rPr>
-        <w:t>Ryotatsu Yanagimoto</w:t>
-      </w:r>
-      <w:r>
-        <w:t>, Tianyu Wang, Tatsuhiro Onodera, Logan G Wright, Peter L McMahon</w:t>
-      </w:r>
+        <w:t>Ryotatsu Yanagimoto*,</w:t>
+      </w:r>
+      <w:r>
+        <w:t xml:space="preserve"> Ouri Karni*, Edwin Ng, Marc Jankowski, Timothy P. Mckenna and Thibault </w:t>
+      </w:r>
+      <w:proofErr w:type="spellStart"/>
+      <w:r>
+        <w:t>Chervy</w:t>
+      </w:r>
+      <w:proofErr w:type="spellEnd"/>
       <w:r>
         <w:t>, “</w:t>
       </w:r>
       <w:r>
-        <w:t>Large-scale quantum reservoir computing using a Gaussian Boson Sampler</w:t>
-      </w:r>
-      <w:r>
-        <w:t xml:space="preserve">”, </w:t>
-      </w:r>
-      <w:r>
-        <w:t>arXiv:2505.13695</w:t>
-      </w:r>
-      <w:r>
-        <w:t>.</w:t>
+        <w:t>Design and function of a vertical micro-cavity optical parametric oscillator</w:t>
+      </w:r>
+      <w:r>
+        <w:t xml:space="preserve">”, Journal of Physics: Photonics </w:t>
+      </w:r>
+      <w:r>
+        <w:t>7</w:t>
+      </w:r>
+      <w:r>
+        <w:t>,</w:t>
+      </w:r>
+      <w:r>
+        <w:t xml:space="preserve"> 045031</w:t>
+      </w:r>
+      <w:r>
+        <w:t>(2025).</w:t>
       </w:r>
     </w:p>
     <w:p>
@@ -1234,7 +1231,7 @@
         </w:numPr>
       </w:pPr>
       <w:r>
-        <w:t xml:space="preserve">Chris Gustin*, </w:t>
+        <w:t xml:space="preserve">Valeria Cimini, Mandar M Sohoni, Federico Presutti, Benjamin K Malia, Shi-Yuan Ma, </w:t>
       </w:r>
       <w:r>
         <w:rPr>
@@ -1244,36 +1241,22 @@
         <w:t>Ryotatsu Yanagimoto</w:t>
       </w:r>
       <w:r>
-        <w:t>*</w:t>
-      </w:r>
-      <w:r>
-        <w:t>, Edwin Ng, Tatsuhiro Onodera and Hideo Mabuchi</w:t>
+        <w:t>, Tianyu Wang, Tatsuhiro Onodera, Logan G Wright, Peter L McMahon</w:t>
       </w:r>
       <w:r>
         <w:t>, “</w:t>
       </w:r>
       <w:r>
-        <w:t>Effective field theories in broadband quantum optics: modeling phase modulation and two-photon loss from cascaded quadratic nonlinearities</w:t>
-      </w:r>
-      <w:r>
-        <w:t xml:space="preserve">”, Quantum Science and Technology </w:t>
-      </w:r>
-      <w:r>
-        <w:rPr>
-          <w:b/>
-          <w:bCs/>
-        </w:rPr>
-        <w:t>10</w:t>
-      </w:r>
-      <w:r>
-        <w:rPr>
-          <w:b/>
-          <w:bCs/>
-        </w:rPr>
-        <w:t xml:space="preserve">, </w:t>
-      </w:r>
-      <w:r>
-        <w:t>025035 (2025).</w:t>
+        <w:t>Large-scale quantum reservoir computing using a Gaussian Boson Sampler</w:t>
+      </w:r>
+      <w:r>
+        <w:t xml:space="preserve">”, </w:t>
+      </w:r>
+      <w:r>
+        <w:t>arXiv:2505.13695</w:t>
+      </w:r>
+      <w:r>
+        <w:t>.</w:t>
       </w:r>
     </w:p>
     <w:p>
@@ -1285,36 +1268,46 @@
         </w:numPr>
       </w:pPr>
       <w:r>
+        <w:t xml:space="preserve">Chris Gustin*, </w:t>
+      </w:r>
+      <w:r>
         <w:rPr>
           <w:b/>
           <w:bCs/>
         </w:rPr>
-        <w:t>R. Yanagimoto*,</w:t>
-      </w:r>
-      <w:r>
-        <w:t xml:space="preserve"> E. Ng*, M. Jankowski, R. Nehra, T. P. McKenna, T. Onodera, L. G. Wright, R. Hamerly, A. Marandi, M. M. Fejer, H. Mabuchi</w:t>
+        <w:t>Ryotatsu Yanagimoto</w:t>
+      </w:r>
+      <w:r>
+        <w:t>*</w:t>
+      </w:r>
+      <w:r>
+        <w:t>, Edwin Ng, Tatsuhiro Onodera and Hideo Mabuchi</w:t>
       </w:r>
       <w:r>
         <w:t>, “</w:t>
       </w:r>
       <w:r>
-        <w:t>Mesoscopic ultrafast nonlinear optics—The emergence of multimode quantum non-Gaussian physics</w:t>
-      </w:r>
-      <w:r>
-        <w:t xml:space="preserve">”, </w:t>
-      </w:r>
-      <w:r>
-        <w:t xml:space="preserve">Optica </w:t>
+        <w:t>Effective field theories in broadband quantum optics: modeling phase modulation and two-photon loss from cascaded quadratic nonlinearities</w:t>
+      </w:r>
+      <w:r>
+        <w:t xml:space="preserve">”, Quantum Science and Technology </w:t>
       </w:r>
       <w:r>
         <w:rPr>
           <w:b/>
           <w:bCs/>
         </w:rPr>
-        <w:t>11</w:t>
-      </w:r>
-      <w:r>
-        <w:t>, 896 (2024).</w:t>
+        <w:t>10</w:t>
+      </w:r>
+      <w:r>
+        <w:rPr>
+          <w:b/>
+          <w:bCs/>
+        </w:rPr>
+        <w:t xml:space="preserve">, </w:t>
+      </w:r>
+      <w:r>
+        <w:t>025035 (2025).</w:t>
       </w:r>
     </w:p>
     <w:p>
@@ -1326,43 +1319,36 @@
         </w:numPr>
       </w:pPr>
       <w:r>
-        <w:t xml:space="preserve">Marc Jankowski*, </w:t>
-      </w:r>
-      <w:r>
         <w:rPr>
           <w:b/>
           <w:bCs/>
         </w:rPr>
-        <w:t>Ryotatsu Yanagimoto*</w:t>
-      </w:r>
-      <w:r>
-        <w:t>, Edwin Ng, Ryan Hamerly, Timothy P McKenna, Hideo Mabuchi, MM Fejer</w:t>
+        <w:t>R. Yanagimoto*,</w:t>
+      </w:r>
+      <w:r>
+        <w:t xml:space="preserve"> E. Ng*, M. Jankowski, R. Nehra, T. P. McKenna, T. Onodera, L. G. Wright, R. Hamerly, A. Marandi, M. M. Fejer, H. Mabuchi</w:t>
       </w:r>
       <w:r>
         <w:t>, “</w:t>
       </w:r>
       <w:r>
-        <w:t>Ultrafast second-order nonlinear photonics—from classical physics to non-Gaussian quantum dynamics: a tutorial</w:t>
-      </w:r>
-      <w:r>
-        <w:t xml:space="preserve">”, Advances in Optics and Photonics </w:t>
+        <w:t>Mesoscopic ultrafast nonlinear optics—The emergence of multimode quantum non-Gaussian physics</w:t>
+      </w:r>
+      <w:r>
+        <w:t xml:space="preserve">”, </w:t>
+      </w:r>
+      <w:r>
+        <w:t xml:space="preserve">Optica </w:t>
       </w:r>
       <w:r>
         <w:rPr>
           <w:b/>
           <w:bCs/>
         </w:rPr>
-        <w:t>16</w:t>
-      </w:r>
-      <w:r>
-        <w:rPr>
-          <w:b/>
-          <w:bCs/>
-        </w:rPr>
-        <w:t xml:space="preserve">, </w:t>
-      </w:r>
-      <w:r>
-        <w:t>347 (2024).</w:t>
+        <w:t>11</w:t>
+      </w:r>
+      <w:r>
+        <w:t>, 896 (2024).</w:t>
       </w:r>
     </w:p>
     <w:p>
@@ -1374,23 +1360,43 @@
         </w:numPr>
       </w:pPr>
       <w:r>
-        <w:t xml:space="preserve">E. Ng*, </w:t>
+        <w:t xml:space="preserve">Marc Jankowski*, </w:t>
       </w:r>
       <w:r>
         <w:rPr>
           <w:b/>
           <w:bCs/>
         </w:rPr>
-        <w:t>R. Yanagimoto*</w:t>
-      </w:r>
-      <w:r>
-        <w:t>, M. Jankowski, M. M. Fejer, H. Mabuchi, “</w:t>
-      </w:r>
-      <w:r>
-        <w:t>Quantum noise dynamics in nonlinear pulse propagation</w:t>
-      </w:r>
-      <w:r>
-        <w:t>”, arXiv:2307.05464.</w:t>
+        <w:t>Ryotatsu Yanagimoto*</w:t>
+      </w:r>
+      <w:r>
+        <w:t>, Edwin Ng, Ryan Hamerly, Timothy P McKenna, Hideo Mabuchi, MM Fejer</w:t>
+      </w:r>
+      <w:r>
+        <w:t>, “</w:t>
+      </w:r>
+      <w:r>
+        <w:t>Ultrafast second-order nonlinear photonics—from classical physics to non-Gaussian quantum dynamics: a tutorial</w:t>
+      </w:r>
+      <w:r>
+        <w:t xml:space="preserve">”, Advances in Optics and Photonics </w:t>
+      </w:r>
+      <w:r>
+        <w:rPr>
+          <w:b/>
+          <w:bCs/>
+        </w:rPr>
+        <w:t>16</w:t>
+      </w:r>
+      <w:r>
+        <w:rPr>
+          <w:b/>
+          <w:bCs/>
+        </w:rPr>
+        <w:t xml:space="preserve">, </w:t>
+      </w:r>
+      <w:r>
+        <w:t>347 (2024).</w:t>
       </w:r>
     </w:p>
     <w:p>
@@ -1402,28 +1408,23 @@
         </w:numPr>
       </w:pPr>
       <w:r>
+        <w:t xml:space="preserve">E. Ng*, </w:t>
+      </w:r>
+      <w:r>
         <w:rPr>
           <w:b/>
           <w:bCs/>
         </w:rPr>
-        <w:t>R. Yanagimoto</w:t>
-      </w:r>
-      <w:r>
-        <w:t>*, R. Nehra*, E. Ng, A. Marandi, H. Mabuchi, “</w:t>
-      </w:r>
-      <w:r>
-        <w:t xml:space="preserve">Engineering cubic quantum </w:t>
-      </w:r>
-      <w:proofErr w:type="spellStart"/>
-      <w:r>
-        <w:t>nondemolition</w:t>
-      </w:r>
-      <w:proofErr w:type="spellEnd"/>
-      <w:r>
-        <w:t xml:space="preserve"> Hamiltonian with mesoscopic optical parametric interactions</w:t>
-      </w:r>
-      <w:r>
-        <w:t>”, arXiv:2305.03260.</w:t>
+        <w:t>R. Yanagimoto*</w:t>
+      </w:r>
+      <w:r>
+        <w:t>, M. Jankowski, M. M. Fejer, H. Mabuchi, “</w:t>
+      </w:r>
+      <w:r>
+        <w:t>Quantum noise dynamics in nonlinear pulse propagation</w:t>
+      </w:r>
+      <w:r>
+        <w:t>”, arXiv:2307.05464.</w:t>
       </w:r>
     </w:p>
     <w:p>
@@ -1442,10 +1443,10 @@
         <w:t>R. Yanagimoto</w:t>
       </w:r>
       <w:r>
-        <w:t>*, R. Nehra*, R. Hamerly, E. Ng, A. Marandi, H. Mabuchi, “</w:t>
-      </w:r>
-      <w:r>
-        <w:t xml:space="preserve">Quantum </w:t>
+        <w:t>*, R. Nehra*, E. Ng, A. Marandi, H. Mabuchi, “</w:t>
+      </w:r>
+      <w:r>
+        <w:t xml:space="preserve">Engineering cubic quantum </w:t>
       </w:r>
       <w:proofErr w:type="spellStart"/>
       <w:r>
@@ -1453,26 +1454,10 @@
       </w:r>
       <w:proofErr w:type="spellEnd"/>
       <w:r>
-        <w:t xml:space="preserve"> measurements with optical parametric amplifiers for ultrafast universal quantum information processing</w:t>
-      </w:r>
-      <w:r>
-        <w:t xml:space="preserve">”, </w:t>
-      </w:r>
-      <w:r>
-        <w:t xml:space="preserve">PRX Quantum </w:t>
-      </w:r>
-      <w:r>
-        <w:rPr>
-          <w:b/>
-          <w:bCs/>
-        </w:rPr>
-        <w:t>4</w:t>
-      </w:r>
-      <w:r>
-        <w:t>, 010333</w:t>
-      </w:r>
-      <w:r>
-        <w:t xml:space="preserve"> (2023).</w:t>
+        <w:t xml:space="preserve"> Hamiltonian with mesoscopic optical parametric interactions</w:t>
+      </w:r>
+      <w:r>
+        <w:t>”, arXiv:2305.03260.</w:t>
       </w:r>
     </w:p>
     <w:p>
@@ -1491,23 +1476,37 @@
         <w:t>R. Yanagimoto</w:t>
       </w:r>
       <w:r>
-        <w:t>, E. Ng, M. Jankowski, H. Mabuchi, R. Hamerly, “</w:t>
-      </w:r>
-      <w:r>
-        <w:t>Temporal trapping: a route to strong coupling and deterministic optical quantum computation</w:t>
-      </w:r>
-      <w:r>
-        <w:t xml:space="preserve">”, Optica </w:t>
+        <w:t>*, R. Nehra*, R. Hamerly, E. Ng, A. Marandi, H. Mabuchi, “</w:t>
+      </w:r>
+      <w:r>
+        <w:t xml:space="preserve">Quantum </w:t>
+      </w:r>
+      <w:proofErr w:type="spellStart"/>
+      <w:r>
+        <w:t>nondemolition</w:t>
+      </w:r>
+      <w:proofErr w:type="spellEnd"/>
+      <w:r>
+        <w:t xml:space="preserve"> measurements with optical parametric amplifiers for ultrafast universal quantum information processing</w:t>
+      </w:r>
+      <w:r>
+        <w:t xml:space="preserve">”, </w:t>
+      </w:r>
+      <w:r>
+        <w:t xml:space="preserve">PRX Quantum </w:t>
       </w:r>
       <w:r>
         <w:rPr>
           <w:b/>
           <w:bCs/>
         </w:rPr>
-        <w:t>9</w:t>
-      </w:r>
-      <w:r>
-        <w:t>, 1289 (2022).</w:t>
+        <w:t>4</w:t>
+      </w:r>
+      <w:r>
+        <w:t>, 010333</w:t>
+      </w:r>
+      <w:r>
+        <w:t xml:space="preserve"> (2023).</w:t>
       </w:r>
     </w:p>
     <w:p>
@@ -1523,45 +1522,27 @@
           <w:b/>
           <w:bCs/>
         </w:rPr>
+        <w:lastRenderedPageBreak/>
         <w:t>R. Yanagimoto</w:t>
       </w:r>
       <w:r>
-        <w:t>*, E. Ng*, A. Yamamura, T. Onodera, L. G. Wright, M. Jankowski, M. M. Fejer, P. L. McMahon, H. Mabuchi, “</w:t>
-      </w:r>
-      <w:r>
-        <w:t>Onset of non-Gaussian quantum physics in pulsed squeezing with mesoscopic fields</w:t>
-      </w:r>
-      <w:r>
-        <w:t xml:space="preserve">”, </w:t>
-      </w:r>
-      <w:r>
-        <w:t>Optica</w:t>
-      </w:r>
-      <w:r>
-        <w:rPr>
-          <w:rFonts w:hint="eastAsia"/>
+        <w:t>, E. Ng, M. Jankowski, H. Mabuchi, R. Hamerly, “</w:t>
+      </w:r>
+      <w:r>
+        <w:t>Temporal trapping: a route to strong coupling and deterministic optical quantum computation</w:t>
+      </w:r>
+      <w:r>
+        <w:t xml:space="preserve">”, Optica </w:t>
+      </w:r>
+      <w:r>
+        <w:rPr>
           <w:b/>
           <w:bCs/>
-          <w:lang w:eastAsia="ja-JP"/>
-        </w:rPr>
-        <w:t xml:space="preserve"> </w:t>
-      </w:r>
-      <w:r>
-        <w:rPr>
-          <w:b/>
-          <w:bCs/>
-          <w:lang w:eastAsia="ja-JP"/>
         </w:rPr>
         <w:t>9</w:t>
       </w:r>
       <w:r>
-        <w:t xml:space="preserve">, </w:t>
-      </w:r>
-      <w:r>
-        <w:t>379</w:t>
-      </w:r>
-      <w:r>
-        <w:t xml:space="preserve"> (2022).</w:t>
+        <w:t>, 1289 (2022).</w:t>
       </w:r>
     </w:p>
     <w:p>
@@ -1577,27 +1558,45 @@
           <w:b/>
           <w:bCs/>
         </w:rPr>
-        <w:lastRenderedPageBreak/>
         <w:t>R. Yanagimoto</w:t>
       </w:r>
       <w:r>
-        <w:t>, E. Ng, L. G. Wright, T. Onodera, H. Mabuchi, “</w:t>
-      </w:r>
-      <w:r>
-        <w:t>Efficient simulation of ultrafast quantum nonlinear optics with matrix product states</w:t>
-      </w:r>
-      <w:r>
-        <w:t xml:space="preserve">,” Optica </w:t>
-      </w:r>
-      <w:r>
-        <w:rPr>
+        <w:t>*, E. Ng*, A. Yamamura, T. Onodera, L. G. Wright, M. Jankowski, M. M. Fejer, P. L. McMahon, H. Mabuchi, “</w:t>
+      </w:r>
+      <w:r>
+        <w:t>Onset of non-Gaussian quantum physics in pulsed squeezing with mesoscopic fields</w:t>
+      </w:r>
+      <w:r>
+        <w:t xml:space="preserve">”, </w:t>
+      </w:r>
+      <w:r>
+        <w:t>Optica</w:t>
+      </w:r>
+      <w:r>
+        <w:rPr>
+          <w:rFonts w:hint="eastAsia"/>
           <w:b/>
           <w:bCs/>
-        </w:rPr>
-        <w:t>8</w:t>
-      </w:r>
-      <w:r>
-        <w:t>, 1306 (2021).</w:t>
+          <w:lang w:eastAsia="ja-JP"/>
+        </w:rPr>
+        <w:t xml:space="preserve"> </w:t>
+      </w:r>
+      <w:r>
+        <w:rPr>
+          <w:b/>
+          <w:bCs/>
+          <w:lang w:eastAsia="ja-JP"/>
+        </w:rPr>
+        <w:t>9</w:t>
+      </w:r>
+      <w:r>
+        <w:t xml:space="preserve">, </w:t>
+      </w:r>
+      <w:r>
+        <w:t>379</w:t>
+      </w:r>
+      <w:r>
+        <w:t xml:space="preserve"> (2022).</w:t>
       </w:r>
     </w:p>
     <w:p>
@@ -1613,30 +1612,26 @@
           <w:b/>
           <w:bCs/>
         </w:rPr>
-        <w:t>R. Yanagimoto*</w:t>
-      </w:r>
-      <w:r>
-        <w:t xml:space="preserve">, E. Ng*, T. Onodera, H. Mabuchi, </w:t>
-      </w:r>
-      <w:r>
-        <w:t>“</w:t>
-      </w:r>
-      <w:r>
-        <w:t>Towards an engineering framework for ultrafast quantum nonlinear optics</w:t>
-      </w:r>
-      <w:r>
-        <w:t xml:space="preserve">,” </w:t>
-      </w:r>
-      <w:r>
-        <w:t xml:space="preserve">Proc. SPIE 11684, Ultrafast Phenomena and </w:t>
-      </w:r>
-      <w:proofErr w:type="spellStart"/>
-      <w:r>
-        <w:t>Nanophotonics</w:t>
-      </w:r>
-      <w:proofErr w:type="spellEnd"/>
-      <w:r>
-        <w:t xml:space="preserve"> XXV, 116841D (2021).</w:t>
+        <w:t>R. Yanagimoto</w:t>
+      </w:r>
+      <w:r>
+        <w:t>, E. Ng, L. G. Wright, T. Onodera, H. Mabuchi, “</w:t>
+      </w:r>
+      <w:r>
+        <w:t>Efficient simulation of ultrafast quantum nonlinear optics with matrix product states</w:t>
+      </w:r>
+      <w:r>
+        <w:t xml:space="preserve">,” Optica </w:t>
+      </w:r>
+      <w:r>
+        <w:rPr>
+          <w:b/>
+          <w:bCs/>
+        </w:rPr>
+        <w:t>8</w:t>
+      </w:r>
+      <w:r>
+        <w:t>, 1306 (2021).</w:t>
       </w:r>
     </w:p>
     <w:p>
@@ -1652,30 +1647,30 @@
           <w:b/>
           <w:bCs/>
         </w:rPr>
-        <w:t>R. Yanagimoto</w:t>
-      </w:r>
-      <w:r>
-        <w:t>*, E. Ng*, M. Jankowski, T. Onodera, M. M. Fejer, H. Mabuchi, “</w:t>
-      </w:r>
-      <w:r>
-        <w:t xml:space="preserve">Broadband Parametric </w:t>
+        <w:t>R. Yanagimoto*</w:t>
+      </w:r>
+      <w:r>
+        <w:t xml:space="preserve">, E. Ng*, T. Onodera, H. Mabuchi, </w:t>
+      </w:r>
+      <w:r>
+        <w:t>“</w:t>
+      </w:r>
+      <w:r>
+        <w:t>Towards an engineering framework for ultrafast quantum nonlinear optics</w:t>
+      </w:r>
+      <w:r>
+        <w:t xml:space="preserve">,” </w:t>
+      </w:r>
+      <w:r>
+        <w:t xml:space="preserve">Proc. SPIE 11684, Ultrafast Phenomena and </w:t>
       </w:r>
       <w:proofErr w:type="spellStart"/>
       <w:r>
-        <w:t>Downconversion</w:t>
+        <w:t>Nanophotonics</w:t>
       </w:r>
       <w:proofErr w:type="spellEnd"/>
       <w:r>
-        <w:t xml:space="preserve"> as a Discrete-Continuum Fano Interaction</w:t>
-      </w:r>
-      <w:r>
-        <w:t xml:space="preserve">,” </w:t>
-      </w:r>
-      <w:r>
-        <w:t>arXiv:2009.01457</w:t>
-      </w:r>
-      <w:r>
-        <w:t>.</w:t>
+        <w:t xml:space="preserve"> XXV, 116841D (2021).</w:t>
       </w:r>
     </w:p>
     <w:p>
@@ -1694,83 +1689,27 @@
         <w:t>R. Yanagimoto</w:t>
       </w:r>
       <w:r>
-        <w:rPr>
-          <w:b/>
-          <w:bCs/>
-        </w:rPr>
-        <w:t>*</w:t>
-      </w:r>
-      <w:r>
-        <w:rPr>
-          <w:b/>
-          <w:bCs/>
-        </w:rPr>
-        <w:t>,</w:t>
-      </w:r>
-      <w:r>
-        <w:t xml:space="preserve"> T. Onodera</w:t>
-      </w:r>
-      <w:r>
-        <w:t>*</w:t>
-      </w:r>
-      <w:r>
-        <w:t xml:space="preserve">, E. Ng, L. G. Wright, </w:t>
-      </w:r>
-      <w:r>
-        <w:t xml:space="preserve">P. L. McMahon, </w:t>
-      </w:r>
-      <w:r>
-        <w:t xml:space="preserve">H. Mabuchi, </w:t>
-      </w:r>
-      <w:r>
-        <w:t>“Engineering a Kerr-based Deterministic Cubic Phase Gate via Gaussian Operations</w:t>
-      </w:r>
-      <w:r>
-        <w:t xml:space="preserve">," </w:t>
-      </w:r>
-      <w:r>
-        <w:t>Phys</w:t>
-      </w:r>
-      <w:r>
-        <w:t>ical</w:t>
-      </w:r>
-      <w:r>
-        <w:t xml:space="preserve"> Rev</w:t>
-      </w:r>
-      <w:r>
-        <w:t>iew</w:t>
-      </w:r>
-      <w:r>
-        <w:t xml:space="preserve"> </w:t>
-      </w:r>
-      <w:r>
-        <w:t>Letters</w:t>
-      </w:r>
-      <w:r>
-        <w:t xml:space="preserve"> </w:t>
-      </w:r>
-      <w:r>
-        <w:rPr>
-          <w:b/>
-          <w:bCs/>
-        </w:rPr>
-        <w:t>12</w:t>
-      </w:r>
-      <w:r>
-        <w:rPr>
-          <w:b/>
-          <w:bCs/>
-        </w:rPr>
-        <w:t>4</w:t>
-      </w:r>
-      <w:r>
-        <w:t xml:space="preserve">, </w:t>
-      </w:r>
-      <w:r>
-        <w:t>240503</w:t>
-      </w:r>
-      <w:r>
-        <w:t xml:space="preserve"> (2020).</w:t>
+        <w:t>*, E. Ng*, M. Jankowski, T. Onodera, M. M. Fejer, H. Mabuchi, “</w:t>
+      </w:r>
+      <w:r>
+        <w:t xml:space="preserve">Broadband Parametric </w:t>
+      </w:r>
+      <w:proofErr w:type="spellStart"/>
+      <w:r>
+        <w:t>Downconversion</w:t>
+      </w:r>
+      <w:proofErr w:type="spellEnd"/>
+      <w:r>
+        <w:t xml:space="preserve"> as a Discrete-Continuum Fano Interaction</w:t>
+      </w:r>
+      <w:r>
+        <w:t xml:space="preserve">,” </w:t>
+      </w:r>
+      <w:r>
+        <w:t>arXiv:2009.01457</w:t>
+      </w:r>
+      <w:r>
+        <w:t>.</w:t>
       </w:r>
     </w:p>
     <w:p>
@@ -1786,32 +1725,86 @@
           <w:b/>
           <w:bCs/>
         </w:rPr>
-        <w:t>R. Yanagimoto,</w:t>
-      </w:r>
-      <w:r>
-        <w:t xml:space="preserve"> E. Ng, T. Onodera, H. Mabuchi, “</w:t>
-      </w:r>
-      <w:r>
-        <w:t>Adiabatic Fock-state-generation scheme using Kerr nonlinearity</w:t>
-      </w:r>
-      <w:r>
-        <w:t xml:space="preserve">," Physical Review A </w:t>
+        <w:t>R. Yanagimoto</w:t>
       </w:r>
       <w:r>
         <w:rPr>
           <w:b/>
           <w:bCs/>
         </w:rPr>
-        <w:t>100,</w:t>
-      </w:r>
-      <w:r>
-        <w:t xml:space="preserve"> 033822</w:t>
-      </w:r>
-      <w:r>
-        <w:t xml:space="preserve"> (2019)</w:t>
-      </w:r>
-      <w:r>
-        <w:t>.</w:t>
+        <w:t>*</w:t>
+      </w:r>
+      <w:r>
+        <w:rPr>
+          <w:b/>
+          <w:bCs/>
+        </w:rPr>
+        <w:t>,</w:t>
+      </w:r>
+      <w:r>
+        <w:t xml:space="preserve"> T. Onodera</w:t>
+      </w:r>
+      <w:r>
+        <w:t>*</w:t>
+      </w:r>
+      <w:r>
+        <w:t xml:space="preserve">, E. Ng, L. G. Wright, </w:t>
+      </w:r>
+      <w:r>
+        <w:t xml:space="preserve">P. L. McMahon, </w:t>
+      </w:r>
+      <w:r>
+        <w:t xml:space="preserve">H. Mabuchi, </w:t>
+      </w:r>
+      <w:r>
+        <w:t>“Engineering a Kerr-based Deterministic Cubic Phase Gate via Gaussian Operations</w:t>
+      </w:r>
+      <w:r>
+        <w:t xml:space="preserve">," </w:t>
+      </w:r>
+      <w:r>
+        <w:t>Phys</w:t>
+      </w:r>
+      <w:r>
+        <w:t>ical</w:t>
+      </w:r>
+      <w:r>
+        <w:t xml:space="preserve"> Rev</w:t>
+      </w:r>
+      <w:r>
+        <w:t>iew</w:t>
+      </w:r>
+      <w:r>
+        <w:t xml:space="preserve"> </w:t>
+      </w:r>
+      <w:r>
+        <w:t>Letters</w:t>
+      </w:r>
+      <w:r>
+        <w:t xml:space="preserve"> </w:t>
+      </w:r>
+      <w:r>
+        <w:rPr>
+          <w:b/>
+          <w:bCs/>
+        </w:rPr>
+        <w:t>12</w:t>
+      </w:r>
+      <w:r>
+        <w:rPr>
+          <w:b/>
+          <w:bCs/>
+        </w:rPr>
+        <w:t>4</w:t>
+      </w:r>
+      <w:r>
+        <w:t xml:space="preserve">, </w:t>
+      </w:r>
+      <w:r>
+        <w:t>240503</w:t>
+      </w:r>
+      <w:r>
+        <w:t xml:space="preserve"> (2020).</w:t>
       </w:r>
     </w:p>
     <w:p>
@@ -1830,13 +1823,26 @@
         <w:t>R. Yanagimoto,</w:t>
       </w:r>
       <w:r>
-        <w:t xml:space="preserve"> P. L. McMahon, E. Ng, T. Onodera, H. Mabuchi, “</w:t>
-      </w:r>
-      <w:r>
-        <w:t>Embedding entanglement generation within a measurement-feedback coherent Ising machine</w:t>
-      </w:r>
-      <w:r>
-        <w:t>," arXiv:1906.04902 (2019)</w:t>
+        <w:t xml:space="preserve"> E. Ng, T. Onodera, H. Mabuchi, “</w:t>
+      </w:r>
+      <w:r>
+        <w:t>Adiabatic Fock-state-generation scheme using Kerr nonlinearity</w:t>
+      </w:r>
+      <w:r>
+        <w:t xml:space="preserve">," Physical Review A </w:t>
+      </w:r>
+      <w:r>
+        <w:rPr>
+          <w:b/>
+          <w:bCs/>
+        </w:rPr>
+        <w:t>100,</w:t>
+      </w:r>
+      <w:r>
+        <w:t xml:space="preserve"> 033822</w:t>
+      </w:r>
+      <w:r>
+        <w:t xml:space="preserve"> (2019)</w:t>
       </w:r>
       <w:r>
         <w:t>.</w:t>
@@ -1851,63 +1857,23 @@
         </w:numPr>
       </w:pPr>
       <w:r>
-        <w:t>N</w:t>
-      </w:r>
-      <w:r>
-        <w:t>.</w:t>
-      </w:r>
-      <w:r>
-        <w:t xml:space="preserve"> Nemitz, A</w:t>
-      </w:r>
-      <w:r>
-        <w:t xml:space="preserve">. </w:t>
-      </w:r>
-      <w:r>
-        <w:t>A</w:t>
-      </w:r>
-      <w:r>
-        <w:t>.</w:t>
-      </w:r>
-      <w:r>
-        <w:t xml:space="preserve"> Jørgensen, </w:t>
-      </w:r>
-      <w:r>
         <w:rPr>
           <w:b/>
           <w:bCs/>
         </w:rPr>
-        <w:t>R Yanagimoto</w:t>
-      </w:r>
-      <w:r>
-        <w:t>, F</w:t>
+        <w:t>R. Yanagimoto,</w:t>
+      </w:r>
+      <w:r>
+        <w:t xml:space="preserve"> P. L. McMahon, E. Ng, T. Onodera, H. Mabuchi, “</w:t>
+      </w:r>
+      <w:r>
+        <w:t>Embedding entanglement generation within a measurement-feedback coherent Ising machine</w:t>
+      </w:r>
+      <w:r>
+        <w:t>," arXiv:1906.04902 (2019)</w:t>
       </w:r>
       <w:r>
         <w:t>.</w:t>
-      </w:r>
-      <w:r>
-        <w:t xml:space="preserve"> Bregolin, H</w:t>
-      </w:r>
-      <w:r>
-        <w:t>.</w:t>
-      </w:r>
-      <w:r>
-        <w:t xml:space="preserve"> Katori, "Modeling light shifts in optical lattice clocks," Physical Review A </w:t>
-      </w:r>
-      <w:r>
-        <w:rPr>
-          <w:b/>
-          <w:bCs/>
-        </w:rPr>
-        <w:t>99</w:t>
-      </w:r>
-      <w:r>
-        <w:t>, 033424 (2019)</w:t>
-      </w:r>
-      <w:r>
-        <w:t>.</w:t>
-      </w:r>
-      <w:r>
-        <w:t xml:space="preserve"> (Editors’ suggestion)</w:t>
       </w:r>
     </w:p>
     <w:p>
@@ -1919,55 +1885,63 @@
         </w:numPr>
       </w:pPr>
       <w:r>
-        <w:t>D</w:t>
+        <w:t>N</w:t>
       </w:r>
       <w:r>
         <w:t>.</w:t>
       </w:r>
       <w:r>
-        <w:t xml:space="preserve"> B. S.</w:t>
-      </w:r>
-      <w:r>
-        <w:t xml:space="preserve"> Soh, </w:t>
+        <w:t xml:space="preserve"> Nemitz, A</w:t>
+      </w:r>
+      <w:r>
+        <w:t xml:space="preserve">. </w:t>
+      </w:r>
+      <w:r>
+        <w:t>A</w:t>
+      </w:r>
+      <w:r>
+        <w:t>.</w:t>
+      </w:r>
+      <w:r>
+        <w:t xml:space="preserve"> Jørgensen, </w:t>
       </w:r>
       <w:r>
         <w:rPr>
           <w:b/>
           <w:bCs/>
         </w:rPr>
-        <w:t>R</w:t>
+        <w:t>R Yanagimoto</w:t>
+      </w:r>
+      <w:r>
+        <w:t>, F</w:t>
+      </w:r>
+      <w:r>
+        <w:t>.</w:t>
+      </w:r>
+      <w:r>
+        <w:t xml:space="preserve"> Bregolin, H</w:t>
+      </w:r>
+      <w:r>
+        <w:t>.</w:t>
+      </w:r>
+      <w:r>
+        <w:t xml:space="preserve"> Katori, "Modeling light shifts in optical lattice clocks," Physical Review A </w:t>
       </w:r>
       <w:r>
         <w:rPr>
           <w:b/>
           <w:bCs/>
         </w:rPr>
+        <w:t>99</w:t>
+      </w:r>
+      <w:r>
+        <w:t>, 033424 (2019)</w:t>
+      </w:r>
+      <w:r>
         <w:t>.</w:t>
       </w:r>
       <w:r>
-        <w:rPr>
-          <w:b/>
-          <w:bCs/>
-        </w:rPr>
-        <w:t xml:space="preserve"> Yanagimoto</w:t>
-      </w:r>
-      <w:r>
-        <w:t>, E</w:t>
-      </w:r>
-      <w:r>
-        <w:t>.</w:t>
-      </w:r>
-      <w:r>
-        <w:t xml:space="preserve"> Chatterjee, H</w:t>
-      </w:r>
-      <w:r>
-        <w:t>.</w:t>
-      </w:r>
-      <w:r>
-        <w:t xml:space="preserve"> Mabuchi, “Nonlinear optical response of a local surface plasmon coupled to a 2D material”, arXiv:1902.06943 (2019)</w:t>
-      </w:r>
-      <w:r>
-        <w:t>.</w:t>
+        <w:t xml:space="preserve"> (Editors’ suggestion)</w:t>
       </w:r>
     </w:p>
     <w:p>
@@ -1979,6 +1953,66 @@
         </w:numPr>
       </w:pPr>
       <w:r>
+        <w:t>D</w:t>
+      </w:r>
+      <w:r>
+        <w:t>.</w:t>
+      </w:r>
+      <w:r>
+        <w:t xml:space="preserve"> B. S.</w:t>
+      </w:r>
+      <w:r>
+        <w:t xml:space="preserve"> Soh, </w:t>
+      </w:r>
+      <w:r>
+        <w:rPr>
+          <w:b/>
+          <w:bCs/>
+        </w:rPr>
+        <w:t>R</w:t>
+      </w:r>
+      <w:r>
+        <w:rPr>
+          <w:b/>
+          <w:bCs/>
+        </w:rPr>
+        <w:t>.</w:t>
+      </w:r>
+      <w:r>
+        <w:rPr>
+          <w:b/>
+          <w:bCs/>
+        </w:rPr>
+        <w:t xml:space="preserve"> Yanagimoto</w:t>
+      </w:r>
+      <w:r>
+        <w:t>, E</w:t>
+      </w:r>
+      <w:r>
+        <w:t>.</w:t>
+      </w:r>
+      <w:r>
+        <w:t xml:space="preserve"> Chatterjee, H</w:t>
+      </w:r>
+      <w:r>
+        <w:t>.</w:t>
+      </w:r>
+      <w:r>
+        <w:t xml:space="preserve"> Mabuchi, “Nonlinear optical response of a local surface plasmon coupled to a 2D material”, arXiv:1902.06943 (2019)</w:t>
+      </w:r>
+      <w:r>
+        <w:t>.</w:t>
+      </w:r>
+    </w:p>
+    <w:p>
+      <w:pPr>
+        <w:pStyle w:val="ListParagraph"/>
+        <w:numPr>
+          <w:ilvl w:val="0"/>
+          <w:numId w:val="32"/>
+        </w:numPr>
+      </w:pPr>
+      <w:r>
         <w:rPr>
           <w:b/>
           <w:bCs/>
@@ -2309,6 +2343,7 @@
           <w:i/>
           <w:iCs/>
         </w:rPr>
+        <w:lastRenderedPageBreak/>
         <w:t>Distinguished thesis award</w:t>
       </w:r>
       <w:r>
@@ -2488,7 +2523,6 @@
         </w:numPr>
       </w:pPr>
       <w:r>
-        <w:lastRenderedPageBreak/>
         <w:t xml:space="preserve">The </w:t>
       </w:r>
       <w:r>

--- a/files/cv.docx
+++ b/files/cv.docx
@@ -977,7 +977,7 @@
         </w:numPr>
       </w:pPr>
       <w:r>
-        <w:t xml:space="preserve">Sridhar Prabhu, Saeed A. Khan, Xingrui Song, Mathieu Ouellet, </w:t>
+        <w:t xml:space="preserve">Chris Gustin, </w:t>
       </w:r>
       <w:r>
         <w:rPr>
@@ -987,19 +987,19 @@
         <w:t>Ryotatsu Yanagimoto</w:t>
       </w:r>
       <w:r>
-        <w:t>, Saswata Roy, Alen Senanian, Logan G. Wright, Valla Fatemi, Peter L. McMahon</w:t>
+        <w:t>, Edwin Ng, Hideo Mabuchi</w:t>
       </w:r>
       <w:r>
         <w:t>, “</w:t>
       </w:r>
       <w:r>
-        <w:t>Quantum computational displacement sensing</w:t>
+        <w:t>Quantum Optical Soliton Dynamics Beyond Linearization: An Open-System Approach</w:t>
       </w:r>
       <w:r>
         <w:t xml:space="preserve">”, </w:t>
       </w:r>
       <w:r>
-        <w:t>arXiv:2604.13177</w:t>
+        <w:t>arXiv:2605.17025</w:t>
       </w:r>
       <w:r>
         <w:t>.</w:t>
@@ -1014,44 +1014,34 @@
         </w:numPr>
       </w:pPr>
       <w:r>
-        <w:t xml:space="preserve">Mandar M. Sohoni, Jérémie Laydevant, Mathieu Ouellet, Shi-Yuan Ma, </w:t>
+        <w:t xml:space="preserve">Valeria Cimini, Mandar M Sohoni, Federico Presutti, Benjamin K Malia, Shi-Yuan Ma, </w:t>
       </w:r>
       <w:r>
         <w:rPr>
           <w:b/>
           <w:bCs/>
         </w:rPr>
-        <w:t xml:space="preserve">Ryotatsu Yanagimoto, </w:t>
-      </w:r>
-      <w:r>
-        <w:t>Benjamin A. Ash, Tatsuhiro Onodera, Tianyu Wang, Logan G. Wright, Peter L. McMahon</w:t>
+        <w:t>Ryotatsu Yanagimoto</w:t>
+      </w:r>
+      <w:r>
+        <w:t>, Tianyu Wang, Tatsuhiro Onodera, Logan G Wright, Peter L McMahon</w:t>
       </w:r>
       <w:r>
         <w:t>, “</w:t>
       </w:r>
       <w:r>
-        <w:t>Ultra-low-light computer vision using trained photon correlations</w:t>
+        <w:t>Large-scale quantum reservoir computing using a Gaussian Boson Sampler</w:t>
       </w:r>
       <w:r>
         <w:t xml:space="preserve">”, </w:t>
       </w:r>
-      <w:r>
-        <w:t>ar</w:t>
-      </w:r>
-      <w:r>
-        <w:t>X</w:t>
-      </w:r>
-      <w:r>
-        <w:t>iv</w:t>
-      </w:r>
-      <w:r>
-        <w:t>:</w:t>
-      </w:r>
-      <w:r>
-        <w:t>2604.11993</w:t>
-      </w:r>
-      <w:r>
-        <w:t>.</w:t>
+      <w:proofErr w:type="spellStart"/>
+      <w:r>
+        <w:t>npj</w:t>
+      </w:r>
+      <w:proofErr w:type="spellEnd"/>
+      <w:r>
+        <w:t xml:space="preserve"> Quantum Information (2026).</w:t>
       </w:r>
     </w:p>
     <w:p>
@@ -1063,8 +1053,7 @@
         </w:numPr>
       </w:pPr>
       <w:r>
-        <w:lastRenderedPageBreak/>
-        <w:t xml:space="preserve">Sridhar Prabhu, Vladimir Kremenetski, Saeed A Khan, </w:t>
+        <w:t xml:space="preserve">Sridhar Prabhu, Saeed A. Khan, Xingrui Song, Mathieu Ouellet, </w:t>
       </w:r>
       <w:r>
         <w:rPr>
@@ -1074,16 +1063,22 @@
         <w:t>Ryotatsu Yanagimoto</w:t>
       </w:r>
       <w:r>
-        <w:t>, Peter L McMahon</w:t>
+        <w:t>, Saswata Roy, Alen Senanian, Logan G. Wright, Valla Fatemi, Peter L. McMahon</w:t>
       </w:r>
       <w:r>
         <w:t>, “</w:t>
       </w:r>
       <w:r>
-        <w:t>Exponential advantage in quantum sensing of correlated parameters</w:t>
-      </w:r>
-      <w:r>
-        <w:t>”, Quantum 10, 1963(2026).</w:t>
+        <w:t>Quantum computational displacement sensing</w:t>
+      </w:r>
+      <w:r>
+        <w:t xml:space="preserve">”, </w:t>
+      </w:r>
+      <w:r>
+        <w:t>arXiv:2604.13177</w:t>
+      </w:r>
+      <w:r>
+        <w:t>.</w:t>
       </w:r>
     </w:p>
     <w:p>
@@ -1095,29 +1090,42 @@
         </w:numPr>
       </w:pPr>
       <w:r>
-        <w:t xml:space="preserve">Tatsuhiro Onodera, Martin M. Stein, Benjamin A. Ash, Mandar M. Sohoni, Melissa Bosch, </w:t>
+        <w:lastRenderedPageBreak/>
+        <w:t xml:space="preserve">Mandar M. Sohoni, Jérémie Laydevant, Mathieu Ouellet, Shi-Yuan Ma, </w:t>
       </w:r>
       <w:r>
         <w:rPr>
           <w:b/>
           <w:bCs/>
         </w:rPr>
-        <w:t>Ryotatsu Yanagimoto</w:t>
-      </w:r>
-      <w:r>
-        <w:t>, Marc Jankowski, Timothy P. McKenna, Tianyu Wang, Gennady Shvets, Maxim R. Shcherbakov, Logan G. Wright, Peter L. McMahon</w:t>
+        <w:t xml:space="preserve">Ryotatsu Yanagimoto, </w:t>
+      </w:r>
+      <w:r>
+        <w:t>Benjamin A. Ash, Tatsuhiro Onodera, Tianyu Wang, Logan G. Wright, Peter L. McMahon</w:t>
       </w:r>
       <w:r>
         <w:t>, “</w:t>
       </w:r>
       <w:r>
-        <w:t>Arbitrary control over multimode wave propagation for machine learning</w:t>
-      </w:r>
-      <w:r>
-        <w:t xml:space="preserve">”, Nature Physics </w:t>
-      </w:r>
-      <w:r>
-        <w:t>22, 164 (2026)</w:t>
+        <w:t>Ultra-low-light computer vision using trained photon correlations</w:t>
+      </w:r>
+      <w:r>
+        <w:t xml:space="preserve">”, </w:t>
+      </w:r>
+      <w:r>
+        <w:t>ar</w:t>
+      </w:r>
+      <w:r>
+        <w:t>X</w:t>
+      </w:r>
+      <w:r>
+        <w:t>iv</w:t>
+      </w:r>
+      <w:r>
+        <w:t>:</w:t>
+      </w:r>
+      <w:r>
+        <w:t>2604.11993</w:t>
       </w:r>
       <w:r>
         <w:t>.</w:t>
@@ -1132,6 +1140,9 @@
         </w:numPr>
       </w:pPr>
       <w:r>
+        <w:t xml:space="preserve">Sridhar Prabhu, Vladimir Kremenetski, Saeed A Khan, </w:t>
+      </w:r>
+      <w:r>
         <w:rPr>
           <w:b/>
           <w:bCs/>
@@ -1139,42 +1150,16 @@
         <w:t>Ryotatsu Yanagimoto</w:t>
       </w:r>
       <w:r>
-        <w:t xml:space="preserve">, Benjamin A. Ash, Mandar M. Sohoni, Martin M. Stein, </w:t>
-      </w:r>
-      <w:proofErr w:type="spellStart"/>
-      <w:r>
-        <w:t>Yiqi</w:t>
-      </w:r>
-      <w:proofErr w:type="spellEnd"/>
-      <w:r>
-        <w:t xml:space="preserve"> Zhao, Federico Presutti, Marc Jankowski, Logan G. Wright, Tatsuhiro Onodera, Peter L. McMahon</w:t>
+        <w:t>, Peter L McMahon</w:t>
       </w:r>
       <w:r>
         <w:t>, “</w:t>
       </w:r>
       <w:r>
-        <w:t>Programmable on-chip nonlinear photonics</w:t>
-      </w:r>
-      <w:r>
-        <w:t xml:space="preserve">”, Nature </w:t>
-      </w:r>
-      <w:r>
-        <w:t xml:space="preserve">649, 330 </w:t>
-      </w:r>
-      <w:r>
-        <w:t>(202</w:t>
-      </w:r>
-      <w:r>
-        <w:t>6</w:t>
-      </w:r>
-      <w:r>
-        <w:t>).</w:t>
-      </w:r>
-      <w:r>
-        <w:rPr>
-          <w:lang w:eastAsia="ja-JP"/>
-        </w:rPr>
-        <w:t xml:space="preserve"> </w:t>
+        <w:t>Exponential advantage in quantum sensing of correlated parameters</w:t>
+      </w:r>
+      <w:r>
+        <w:t>”, Quantum 10, 1963(2026).</w:t>
       </w:r>
     </w:p>
     <w:p>
@@ -1186,40 +1171,32 @@
         </w:numPr>
       </w:pPr>
       <w:r>
+        <w:t xml:space="preserve">Tatsuhiro Onodera, Martin M. Stein, Benjamin A. Ash, Mandar M. Sohoni, Melissa Bosch, </w:t>
+      </w:r>
+      <w:r>
         <w:rPr>
           <w:b/>
           <w:bCs/>
         </w:rPr>
-        <w:t>Ryotatsu Yanagimoto*,</w:t>
-      </w:r>
-      <w:r>
-        <w:t xml:space="preserve"> Ouri Karni*, Edwin Ng, Marc Jankowski, Timothy P. Mckenna and Thibault </w:t>
-      </w:r>
-      <w:proofErr w:type="spellStart"/>
-      <w:r>
-        <w:t>Chervy</w:t>
-      </w:r>
-      <w:proofErr w:type="spellEnd"/>
+        <w:t>Ryotatsu Yanagimoto</w:t>
+      </w:r>
+      <w:r>
+        <w:t>, Marc Jankowski, Timothy P. McKenna, Tianyu Wang, Gennady Shvets, Maxim R. Shcherbakov, Logan G. Wright, Peter L. McMahon</w:t>
+      </w:r>
       <w:r>
         <w:t>, “</w:t>
       </w:r>
       <w:r>
-        <w:t>Design and function of a vertical micro-cavity optical parametric oscillator</w:t>
-      </w:r>
-      <w:r>
-        <w:t xml:space="preserve">”, Journal of Physics: Photonics </w:t>
-      </w:r>
-      <w:r>
-        <w:t>7</w:t>
-      </w:r>
-      <w:r>
-        <w:t>,</w:t>
-      </w:r>
-      <w:r>
-        <w:t xml:space="preserve"> 045031</w:t>
-      </w:r>
-      <w:r>
-        <w:t>(2025).</w:t>
+        <w:t>Arbitrary control over multimode wave propagation for machine learning</w:t>
+      </w:r>
+      <w:r>
+        <w:t xml:space="preserve">”, Nature Physics </w:t>
+      </w:r>
+      <w:r>
+        <w:t>22, 164 (2026)</w:t>
+      </w:r>
+      <w:r>
+        <w:t>.</w:t>
       </w:r>
     </w:p>
     <w:p>
@@ -1231,9 +1208,6 @@
         </w:numPr>
       </w:pPr>
       <w:r>
-        <w:t xml:space="preserve">Valeria Cimini, Mandar M Sohoni, Federico Presutti, Benjamin K Malia, Shi-Yuan Ma, </w:t>
-      </w:r>
-      <w:r>
         <w:rPr>
           <w:b/>
           <w:bCs/>
@@ -1241,22 +1215,87 @@
         <w:t>Ryotatsu Yanagimoto</w:t>
       </w:r>
       <w:r>
-        <w:t>, Tianyu Wang, Tatsuhiro Onodera, Logan G Wright, Peter L McMahon</w:t>
+        <w:t xml:space="preserve">, Benjamin A. Ash, Mandar M. Sohoni, Martin M. Stein, </w:t>
+      </w:r>
+      <w:proofErr w:type="spellStart"/>
+      <w:r>
+        <w:t>Yiqi</w:t>
+      </w:r>
+      <w:proofErr w:type="spellEnd"/>
+      <w:r>
+        <w:t xml:space="preserve"> Zhao, Federico Presutti, Marc Jankowski, Logan G. Wright, Tatsuhiro Onodera, Peter L. McMahon</w:t>
       </w:r>
       <w:r>
         <w:t>, “</w:t>
       </w:r>
       <w:r>
-        <w:t>Large-scale quantum reservoir computing using a Gaussian Boson Sampler</w:t>
-      </w:r>
-      <w:r>
-        <w:t xml:space="preserve">”, </w:t>
-      </w:r>
-      <w:r>
-        <w:t>arXiv:2505.13695</w:t>
-      </w:r>
-      <w:r>
-        <w:t>.</w:t>
+        <w:t>Programmable on-chip nonlinear photonics</w:t>
+      </w:r>
+      <w:r>
+        <w:t xml:space="preserve">”, Nature </w:t>
+      </w:r>
+      <w:r>
+        <w:t xml:space="preserve">649, 330 </w:t>
+      </w:r>
+      <w:r>
+        <w:t>(202</w:t>
+      </w:r>
+      <w:r>
+        <w:t>6</w:t>
+      </w:r>
+      <w:r>
+        <w:t>).</w:t>
+      </w:r>
+      <w:r>
+        <w:rPr>
+          <w:lang w:eastAsia="ja-JP"/>
+        </w:rPr>
+        <w:t xml:space="preserve"> </w:t>
+      </w:r>
+    </w:p>
+    <w:p>
+      <w:pPr>
+        <w:pStyle w:val="ListParagraph"/>
+        <w:numPr>
+          <w:ilvl w:val="0"/>
+          <w:numId w:val="32"/>
+        </w:numPr>
+      </w:pPr>
+      <w:r>
+        <w:rPr>
+          <w:b/>
+          <w:bCs/>
+        </w:rPr>
+        <w:t>Ryotatsu Yanagimoto*,</w:t>
+      </w:r>
+      <w:r>
+        <w:t xml:space="preserve"> Ouri Karni*, Edwin Ng, Marc Jankowski, Timothy P. Mckenna and Thibault </w:t>
+      </w:r>
+      <w:proofErr w:type="spellStart"/>
+      <w:r>
+        <w:t>Chervy</w:t>
+      </w:r>
+      <w:proofErr w:type="spellEnd"/>
+      <w:r>
+        <w:t>, “</w:t>
+      </w:r>
+      <w:r>
+        <w:t>Design and function of a vertical micro-cavity optical parametric oscillator</w:t>
+      </w:r>
+      <w:r>
+        <w:t xml:space="preserve">”, Journal of Physics: Photonics </w:t>
+      </w:r>
+      <w:r>
+        <w:t>7</w:t>
+      </w:r>
+      <w:r>
+        <w:t>,</w:t>
+      </w:r>
+      <w:r>
+        <w:t xml:space="preserve"> 045031</w:t>
+      </w:r>
+      <w:r>
+        <w:t>(2025).</w:t>
       </w:r>
     </w:p>
     <w:p>

--- a/files/cv.docx
+++ b/files/cv.docx
@@ -1,6 +1,6 @@
 
 <file path=word/document.xml><?xml version="1.0" encoding="utf-8"?>
-<w:document xmlns:wpc="http://schemas.microsoft.com/office/word/2010/wordprocessingCanvas" xmlns:cx="http://schemas.microsoft.com/office/drawing/2014/chartex" xmlns:cx1="http://schemas.microsoft.com/office/drawing/2015/9/8/chartex" xmlns:cx2="http://schemas.microsoft.com/office/drawing/2015/10/21/chartex" xmlns:cx3="http://schemas.microsoft.com/office/drawing/2016/5/9/chartex" xmlns:cx4="http://schemas.microsoft.com/office/drawing/2016/5/10/chartex" xmlns:cx5="http://schemas.microsoft.com/office/drawing/2016/5/11/chartex" xmlns:cx6="http://schemas.microsoft.com/office/drawing/2016/5/12/chartex" xmlns:cx7="http://schemas.microsoft.com/office/drawing/2016/5/13/chartex" xmlns:cx8="http://schemas.microsoft.com/office/drawing/2016/5/14/chartex" xmlns:mc="http://schemas.openxmlformats.org/markup-compatibility/2006" xmlns:aink="http://schemas.microsoft.com/office/drawing/2016/ink" xmlns:am3d="http://schemas.microsoft.com/office/drawing/2017/model3d" xmlns:o="urn:schemas-microsoft-com:office:office" xmlns:oel="http://schemas.microsoft.com/office/2019/extlst" xmlns:r="http://schemas.openxmlformats.org/officeDocument/2006/relationships" xmlns:m="http://schemas.openxmlformats.org/officeDocument/2006/math" xmlns:v="urn:schemas-microsoft-com:vml" xmlns:wp14="http://schemas.microsoft.com/office/word/2010/wordprocessingDrawing" xmlns:wp="http://schemas.openxmlformats.org/drawingml/2006/wordprocessingDrawing" xmlns:w10="urn:schemas-microsoft-com:office:word" xmlns:w="http://schemas.openxmlformats.org/wordprocessingml/2006/main" xmlns:w14="http://schemas.microsoft.com/office/word/2010/wordml" xmlns:w15="http://schemas.microsoft.com/office/word/2012/wordml" xmlns:w16cex="http://schemas.microsoft.com/office/word/2018/wordml/cex" xmlns:w16cid="http://schemas.microsoft.com/office/word/2016/wordml/cid" xmlns:w16="http://schemas.microsoft.com/office/word/2018/wordml" xmlns:w16du="http://schemas.microsoft.com/office/word/2023/wordml/word16du" xmlns:w16sdtdh="http://schemas.microsoft.com/office/word/2020/wordml/sdtdatahash" xmlns:w16sdtfl="http://schemas.microsoft.com/office/word/2024/wordml/sdtformatlock" xmlns:w16se="http://schemas.microsoft.com/office/word/2015/wordml/symex" xmlns:wpg="http://schemas.microsoft.com/office/word/2010/wordprocessingGroup" xmlns:wpi="http://schemas.microsoft.com/office/word/2010/wordprocessingInk" xmlns:wne="http://schemas.microsoft.com/office/word/2006/wordml" xmlns:wps="http://schemas.microsoft.com/office/word/2010/wordprocessingShape" mc:Ignorable="w14 w15 w16se w16cid w16 w16cex w16sdtdh w16sdtfl w16du wp14">
+<w:document xmlns:wpc="http://schemas.microsoft.com/office/word/2010/wordprocessingCanvas" xmlns:cx="http://schemas.microsoft.com/office/drawing/2014/chartex" xmlns:cx1="http://schemas.microsoft.com/office/drawing/2015/9/8/chartex" xmlns:cx2="http://schemas.microsoft.com/office/drawing/2015/10/21/chartex" xmlns:cx3="http://schemas.microsoft.com/office/drawing/2016/5/9/chartex" xmlns:cx4="http://schemas.microsoft.com/office/drawing/2016/5/10/chartex" xmlns:cx5="http://schemas.microsoft.com/office/drawing/2016/5/11/chartex" xmlns:cx6="http://schemas.microsoft.com/office/drawing/2016/5/12/chartex" xmlns:cx7="http://schemas.microsoft.com/office/drawing/2016/5/13/chartex" xmlns:cx8="http://schemas.microsoft.com/office/drawing/2016/5/14/chartex" xmlns:mc="http://schemas.openxmlformats.org/markup-compatibility/2006" xmlns:m="http://schemas.openxmlformats.org/officeDocument/2006/math" xmlns:aink="http://schemas.microsoft.com/office/drawing/2016/ink" xmlns:am3d="http://schemas.microsoft.com/office/drawing/2017/model3d" xmlns:oel="http://schemas.microsoft.com/office/2019/extlst" xmlns:r="http://schemas.openxmlformats.org/officeDocument/2006/relationships" xmlns:wp14="http://schemas.microsoft.com/office/word/2010/wordprocessingDrawing" xmlns:wp="http://schemas.openxmlformats.org/drawingml/2006/wordprocessingDrawing" xmlns:wpg="http://schemas.microsoft.com/office/word/2010/wordprocessingGroup" xmlns:wpi="http://schemas.microsoft.com/office/word/2010/wordprocessingInk" xmlns:wps="http://schemas.microsoft.com/office/word/2010/wordprocessingShape" xmlns:o="urn:schemas-microsoft-com:office:office" xmlns:v="urn:schemas-microsoft-com:vml" xmlns:w10="urn:schemas-microsoft-com:office:word" xmlns:w="http://schemas.openxmlformats.org/wordprocessingml/2006/main" xmlns:w14="http://schemas.microsoft.com/office/word/2010/wordml" xmlns:w15="http://schemas.microsoft.com/office/word/2012/wordml" xmlns:w16cex="http://schemas.microsoft.com/office/word/2018/wordml/cex" xmlns:w16cid="http://schemas.microsoft.com/office/word/2016/wordml/cid" xmlns:w16="http://schemas.microsoft.com/office/word/2018/wordml" xmlns:w16sdtdh="http://schemas.microsoft.com/office/word/2020/wordml/sdtdatahash" xmlns:w16sdtfl="http://schemas.microsoft.com/office/word/2024/wordml/sdtformatlock" xmlns:w16se="http://schemas.microsoft.com/office/word/2015/wordml/symex" xmlns:w16du="http://schemas.microsoft.com/office/word/2023/wordml/word16du" xmlns:wne="http://schemas.microsoft.com/office/word/2006/wordml" mc:Ignorable="w14 w15 w16se w16cid w16 w16cex w16sdtdh w16sdtfl w16du wp14">
   <w:body>
     <w:p>
       <w:pPr>
@@ -1041,7 +1041,13 @@
       </w:r>
       <w:proofErr w:type="spellEnd"/>
       <w:r>
-        <w:t xml:space="preserve"> Quantum Information (2026).</w:t>
+        <w:t xml:space="preserve"> Quantum Information </w:t>
+      </w:r>
+      <w:r>
+        <w:t xml:space="preserve">12, 104 </w:t>
+      </w:r>
+      <w:r>
+        <w:t>(2026).</w:t>
       </w:r>
     </w:p>
     <w:p>
@@ -1159,7 +1165,13 @@
         <w:t>Exponential advantage in quantum sensing of correlated parameters</w:t>
       </w:r>
       <w:r>
-        <w:t>”, Quantum 10, 1963(2026).</w:t>
+        <w:t>”, Quantum 10, 1963</w:t>
+      </w:r>
+      <w:r>
+        <w:t xml:space="preserve"> </w:t>
+      </w:r>
+      <w:r>
+        <w:t>(2026).</w:t>
       </w:r>
     </w:p>
     <w:p>
@@ -2603,7 +2615,7 @@
 </file>
 
 <file path=word/endnotes.xml><?xml version="1.0" encoding="utf-8"?>
-<w:endnotes xmlns:wpc="http://schemas.microsoft.com/office/word/2010/wordprocessingCanvas" xmlns:cx="http://schemas.microsoft.com/office/drawing/2014/chartex" xmlns:cx1="http://schemas.microsoft.com/office/drawing/2015/9/8/chartex" xmlns:cx2="http://schemas.microsoft.com/office/drawing/2015/10/21/chartex" xmlns:cx3="http://schemas.microsoft.com/office/drawing/2016/5/9/chartex" xmlns:cx4="http://schemas.microsoft.com/office/drawing/2016/5/10/chartex" xmlns:cx5="http://schemas.microsoft.com/office/drawing/2016/5/11/chartex" xmlns:cx6="http://schemas.microsoft.com/office/drawing/2016/5/12/chartex" xmlns:cx7="http://schemas.microsoft.com/office/drawing/2016/5/13/chartex" xmlns:cx8="http://schemas.microsoft.com/office/drawing/2016/5/14/chartex" xmlns:mc="http://schemas.openxmlformats.org/markup-compatibility/2006" xmlns:aink="http://schemas.microsoft.com/office/drawing/2016/ink" xmlns:am3d="http://schemas.microsoft.com/office/drawing/2017/model3d" xmlns:o="urn:schemas-microsoft-com:office:office" xmlns:oel="http://schemas.microsoft.com/office/2019/extlst" xmlns:r="http://schemas.openxmlformats.org/officeDocument/2006/relationships" xmlns:m="http://schemas.openxmlformats.org/officeDocument/2006/math" xmlns:v="urn:schemas-microsoft-com:vml" xmlns:wp14="http://schemas.microsoft.com/office/word/2010/wordprocessingDrawing" xmlns:wp="http://schemas.openxmlformats.org/drawingml/2006/wordprocessingDrawing" xmlns:w10="urn:schemas-microsoft-com:office:word" xmlns:w="http://schemas.openxmlformats.org/wordprocessingml/2006/main" xmlns:w14="http://schemas.microsoft.com/office/word/2010/wordml" xmlns:w15="http://schemas.microsoft.com/office/word/2012/wordml" xmlns:w16cex="http://schemas.microsoft.com/office/word/2018/wordml/cex" xmlns:w16cid="http://schemas.microsoft.com/office/word/2016/wordml/cid" xmlns:w16="http://schemas.microsoft.com/office/word/2018/wordml" xmlns:w16du="http://schemas.microsoft.com/office/word/2023/wordml/word16du" xmlns:w16sdtdh="http://schemas.microsoft.com/office/word/2020/wordml/sdtdatahash" xmlns:w16sdtfl="http://schemas.microsoft.com/office/word/2024/wordml/sdtformatlock" xmlns:w16se="http://schemas.microsoft.com/office/word/2015/wordml/symex" xmlns:wpg="http://schemas.microsoft.com/office/word/2010/wordprocessingGroup" xmlns:wpi="http://schemas.microsoft.com/office/word/2010/wordprocessingInk" xmlns:wne="http://schemas.microsoft.com/office/word/2006/wordml" xmlns:wps="http://schemas.microsoft.com/office/word/2010/wordprocessingShape" mc:Ignorable="w14 w15 w16se w16cid w16 w16cex w16sdtdh w16sdtfl w16du wp14">
+<w:endnotes xmlns:wpc="http://schemas.microsoft.com/office/word/2010/wordprocessingCanvas" xmlns:cx="http://schemas.microsoft.com/office/drawing/2014/chartex" xmlns:cx1="http://schemas.microsoft.com/office/drawing/2015/9/8/chartex" xmlns:cx2="http://schemas.microsoft.com/office/drawing/2015/10/21/chartex" xmlns:cx3="http://schemas.microsoft.com/office/drawing/2016/5/9/chartex" xmlns:cx4="http://schemas.microsoft.com/office/drawing/2016/5/10/chartex" xmlns:cx5="http://schemas.microsoft.com/office/drawing/2016/5/11/chartex" xmlns:cx6="http://schemas.microsoft.com/office/drawing/2016/5/12/chartex" xmlns:cx7="http://schemas.microsoft.com/office/drawing/2016/5/13/chartex" xmlns:cx8="http://schemas.microsoft.com/office/drawing/2016/5/14/chartex" xmlns:mc="http://schemas.openxmlformats.org/markup-compatibility/2006" xmlns:m="http://schemas.openxmlformats.org/officeDocument/2006/math" xmlns:aink="http://schemas.microsoft.com/office/drawing/2016/ink" xmlns:am3d="http://schemas.microsoft.com/office/drawing/2017/model3d" xmlns:oel="http://schemas.microsoft.com/office/2019/extlst" xmlns:r="http://schemas.openxmlformats.org/officeDocument/2006/relationships" xmlns:wp14="http://schemas.microsoft.com/office/word/2010/wordprocessingDrawing" xmlns:wp="http://schemas.openxmlformats.org/drawingml/2006/wordprocessingDrawing" xmlns:wpg="http://schemas.microsoft.com/office/word/2010/wordprocessingGroup" xmlns:wpi="http://schemas.microsoft.com/office/word/2010/wordprocessingInk" xmlns:wps="http://schemas.microsoft.com/office/word/2010/wordprocessingShape" xmlns:o="urn:schemas-microsoft-com:office:office" xmlns:v="urn:schemas-microsoft-com:vml" xmlns:w10="urn:schemas-microsoft-com:office:word" xmlns:w="http://schemas.openxmlformats.org/wordprocessingml/2006/main" xmlns:w14="http://schemas.microsoft.com/office/word/2010/wordml" xmlns:w15="http://schemas.microsoft.com/office/word/2012/wordml" xmlns:w16cex="http://schemas.microsoft.com/office/word/2018/wordml/cex" xmlns:w16cid="http://schemas.microsoft.com/office/word/2016/wordml/cid" xmlns:w16="http://schemas.microsoft.com/office/word/2018/wordml" xmlns:w16sdtdh="http://schemas.microsoft.com/office/word/2020/wordml/sdtdatahash" xmlns:w16sdtfl="http://schemas.microsoft.com/office/word/2024/wordml/sdtformatlock" xmlns:w16se="http://schemas.microsoft.com/office/word/2015/wordml/symex" xmlns:w16du="http://schemas.microsoft.com/office/word/2023/wordml/word16du" xmlns:wne="http://schemas.microsoft.com/office/word/2006/wordml" mc:Ignorable="w14 w15 w16se w16cid w16 w16cex w16sdtdh w16sdtfl w16du wp14">
   <w:endnote w:type="separator" w:id="-1">
     <w:p>
       <w:pPr>
@@ -2628,7 +2640,7 @@
 </file>
 
 <file path=word/footer1.xml><?xml version="1.0" encoding="utf-8"?>
-<w:ftr xmlns:wpc="http://schemas.microsoft.com/office/word/2010/wordprocessingCanvas" xmlns:cx="http://schemas.microsoft.com/office/drawing/2014/chartex" xmlns:cx1="http://schemas.microsoft.com/office/drawing/2015/9/8/chartex" xmlns:cx2="http://schemas.microsoft.com/office/drawing/2015/10/21/chartex" xmlns:cx3="http://schemas.microsoft.com/office/drawing/2016/5/9/chartex" xmlns:cx4="http://schemas.microsoft.com/office/drawing/2016/5/10/chartex" xmlns:cx5="http://schemas.microsoft.com/office/drawing/2016/5/11/chartex" xmlns:cx6="http://schemas.microsoft.com/office/drawing/2016/5/12/chartex" xmlns:cx7="http://schemas.microsoft.com/office/drawing/2016/5/13/chartex" xmlns:cx8="http://schemas.microsoft.com/office/drawing/2016/5/14/chartex" xmlns:mc="http://schemas.openxmlformats.org/markup-compatibility/2006" xmlns:aink="http://schemas.microsoft.com/office/drawing/2016/ink" xmlns:am3d="http://schemas.microsoft.com/office/drawing/2017/model3d" xmlns:o="urn:schemas-microsoft-com:office:office" xmlns:oel="http://schemas.microsoft.com/office/2019/extlst" xmlns:r="http://schemas.openxmlformats.org/officeDocument/2006/relationships" xmlns:m="http://schemas.openxmlformats.org/officeDocument/2006/math" xmlns:v="urn:schemas-microsoft-com:vml" xmlns:wp14="http://schemas.microsoft.com/office/word/2010/wordprocessingDrawing" xmlns:wp="http://schemas.openxmlformats.org/drawingml/2006/wordprocessingDrawing" xmlns:w10="urn:schemas-microsoft-com:office:word" xmlns:w="http://schemas.openxmlformats.org/wordprocessingml/2006/main" xmlns:w14="http://schemas.microsoft.com/office/word/2010/wordml" xmlns:w15="http://schemas.microsoft.com/office/word/2012/wordml" xmlns:w16cex="http://schemas.microsoft.com/office/word/2018/wordml/cex" xmlns:w16cid="http://schemas.microsoft.com/office/word/2016/wordml/cid" xmlns:w16="http://schemas.microsoft.com/office/word/2018/wordml" xmlns:w16du="http://schemas.microsoft.com/office/word/2023/wordml/word16du" xmlns:w16sdtdh="http://schemas.microsoft.com/office/word/2020/wordml/sdtdatahash" xmlns:w16sdtfl="http://schemas.microsoft.com/office/word/2024/wordml/sdtformatlock" xmlns:w16se="http://schemas.microsoft.com/office/word/2015/wordml/symex" xmlns:wpg="http://schemas.microsoft.com/office/word/2010/wordprocessingGroup" xmlns:wpi="http://schemas.microsoft.com/office/word/2010/wordprocessingInk" xmlns:wne="http://schemas.microsoft.com/office/word/2006/wordml" xmlns:wps="http://schemas.microsoft.com/office/word/2010/wordprocessingShape" mc:Ignorable="w14 w15 w16se w16cid w16 w16cex w16sdtdh w16sdtfl w16du wp14">
+<w:ftr xmlns:wpc="http://schemas.microsoft.com/office/word/2010/wordprocessingCanvas" xmlns:cx="http://schemas.microsoft.com/office/drawing/2014/chartex" xmlns:cx1="http://schemas.microsoft.com/office/drawing/2015/9/8/chartex" xmlns:cx2="http://schemas.microsoft.com/office/drawing/2015/10/21/chartex" xmlns:cx3="http://schemas.microsoft.com/office/drawing/2016/5/9/chartex" xmlns:cx4="http://schemas.microsoft.com/office/drawing/2016/5/10/chartex" xmlns:cx5="http://schemas.microsoft.com/office/drawing/2016/5/11/chartex" xmlns:cx6="http://schemas.microsoft.com/office/drawing/2016/5/12/chartex" xmlns:cx7="http://schemas.microsoft.com/office/drawing/2016/5/13/chartex" xmlns:cx8="http://schemas.microsoft.com/office/drawing/2016/5/14/chartex" xmlns:mc="http://schemas.openxmlformats.org/markup-compatibility/2006" xmlns:m="http://schemas.openxmlformats.org/officeDocument/2006/math" xmlns:aink="http://schemas.microsoft.com/office/drawing/2016/ink" xmlns:am3d="http://schemas.microsoft.com/office/drawing/2017/model3d" xmlns:oel="http://schemas.microsoft.com/office/2019/extlst" xmlns:r="http://schemas.openxmlformats.org/officeDocument/2006/relationships" xmlns:wp14="http://schemas.microsoft.com/office/word/2010/wordprocessingDrawing" xmlns:wp="http://schemas.openxmlformats.org/drawingml/2006/wordprocessingDrawing" xmlns:wpg="http://schemas.microsoft.com/office/word/2010/wordprocessingGroup" xmlns:wpi="http://schemas.microsoft.com/office/word/2010/wordprocessingInk" xmlns:wps="http://schemas.microsoft.com/office/word/2010/wordprocessingShape" xmlns:o="urn:schemas-microsoft-com:office:office" xmlns:v="urn:schemas-microsoft-com:vml" xmlns:w10="urn:schemas-microsoft-com:office:word" xmlns:w="http://schemas.openxmlformats.org/wordprocessingml/2006/main" xmlns:w14="http://schemas.microsoft.com/office/word/2010/wordml" xmlns:w15="http://schemas.microsoft.com/office/word/2012/wordml" xmlns:w16cex="http://schemas.microsoft.com/office/word/2018/wordml/cex" xmlns:w16cid="http://schemas.microsoft.com/office/word/2016/wordml/cid" xmlns:w16="http://schemas.microsoft.com/office/word/2018/wordml" xmlns:w16sdtdh="http://schemas.microsoft.com/office/word/2020/wordml/sdtdatahash" xmlns:w16sdtfl="http://schemas.microsoft.com/office/word/2024/wordml/sdtformatlock" xmlns:w16se="http://schemas.microsoft.com/office/word/2015/wordml/symex" xmlns:w16du="http://schemas.microsoft.com/office/word/2023/wordml/word16du" xmlns:wne="http://schemas.microsoft.com/office/word/2006/wordml" mc:Ignorable="w14 w15 w16se w16cid w16 w16cex w16sdtdh w16sdtfl w16du wp14">
   <w:tbl>
     <w:tblPr>
       <w:tblStyle w:val="TableGrid"/>
@@ -2717,7 +2729,7 @@
 </file>
 
 <file path=word/footer2.xml><?xml version="1.0" encoding="utf-8"?>
-<w:ftr xmlns:wpc="http://schemas.microsoft.com/office/word/2010/wordprocessingCanvas" xmlns:cx="http://schemas.microsoft.com/office/drawing/2014/chartex" xmlns:cx1="http://schemas.microsoft.com/office/drawing/2015/9/8/chartex" xmlns:cx2="http://schemas.microsoft.com/office/drawing/2015/10/21/chartex" xmlns:cx3="http://schemas.microsoft.com/office/drawing/2016/5/9/chartex" xmlns:cx4="http://schemas.microsoft.com/office/drawing/2016/5/10/chartex" xmlns:cx5="http://schemas.microsoft.com/office/drawing/2016/5/11/chartex" xmlns:cx6="http://schemas.microsoft.com/office/drawing/2016/5/12/chartex" xmlns:cx7="http://schemas.microsoft.com/office/drawing/2016/5/13/chartex" xmlns:cx8="http://schemas.microsoft.com/office/drawing/2016/5/14/chartex" xmlns:mc="http://schemas.openxmlformats.org/markup-compatibility/2006" xmlns:aink="http://schemas.microsoft.com/office/drawing/2016/ink" xmlns:am3d="http://schemas.microsoft.com/office/drawing/2017/model3d" xmlns:o="urn:schemas-microsoft-com:office:office" xmlns:oel="http://schemas.microsoft.com/office/2019/extlst" xmlns:r="http://schemas.openxmlformats.org/officeDocument/2006/relationships" xmlns:m="http://schemas.openxmlformats.org/officeDocument/2006/math" xmlns:v="urn:schemas-microsoft-com:vml" xmlns:wp14="http://schemas.microsoft.com/office/word/2010/wordprocessingDrawing" xmlns:wp="http://schemas.openxmlformats.org/drawingml/2006/wordprocessingDrawing" xmlns:w10="urn:schemas-microsoft-com:office:word" xmlns:w="http://schemas.openxmlformats.org/wordprocessingml/2006/main" xmlns:w14="http://schemas.microsoft.com/office/word/2010/wordml" xmlns:w15="http://schemas.microsoft.com/office/word/2012/wordml" xmlns:w16cex="http://schemas.microsoft.com/office/word/2018/wordml/cex" xmlns:w16cid="http://schemas.microsoft.com/office/word/2016/wordml/cid" xmlns:w16="http://schemas.microsoft.com/office/word/2018/wordml" xmlns:w16du="http://schemas.microsoft.com/office/word/2023/wordml/word16du" xmlns:w16sdtdh="http://schemas.microsoft.com/office/word/2020/wordml/sdtdatahash" xmlns:w16sdtfl="http://schemas.microsoft.com/office/word/2024/wordml/sdtformatlock" xmlns:w16se="http://schemas.microsoft.com/office/word/2015/wordml/symex" xmlns:wpg="http://schemas.microsoft.com/office/word/2010/wordprocessingGroup" xmlns:wpi="http://schemas.microsoft.com/office/word/2010/wordprocessingInk" xmlns:wne="http://schemas.microsoft.com/office/word/2006/wordml" xmlns:wps="http://schemas.microsoft.com/office/word/2010/wordprocessingShape" mc:Ignorable="w14 w15 w16se w16cid w16 w16cex w16sdtdh w16sdtfl w16du wp14">
+<w:ftr xmlns:wpc="http://schemas.microsoft.com/office/word/2010/wordprocessingCanvas" xmlns:cx="http://schemas.microsoft.com/office/drawing/2014/chartex" xmlns:cx1="http://schemas.microsoft.com/office/drawing/2015/9/8/chartex" xmlns:cx2="http://schemas.microsoft.com/office/drawing/2015/10/21/chartex" xmlns:cx3="http://schemas.microsoft.com/office/drawing/2016/5/9/chartex" xmlns:cx4="http://schemas.microsoft.com/office/drawing/2016/5/10/chartex" xmlns:cx5="http://schemas.microsoft.com/office/drawing/2016/5/11/chartex" xmlns:cx6="http://schemas.microsoft.com/office/drawing/2016/5/12/chartex" xmlns:cx7="http://schemas.microsoft.com/office/drawing/2016/5/13/chartex" xmlns:cx8="http://schemas.microsoft.com/office/drawing/2016/5/14/chartex" xmlns:mc="http://schemas.openxmlformats.org/markup-compatibility/2006" xmlns:m="http://schemas.openxmlformats.org/officeDocument/2006/math" xmlns:aink="http://schemas.microsoft.com/office/drawing/2016/ink" xmlns:am3d="http://schemas.microsoft.com/office/drawing/2017/model3d" xmlns:oel="http://schemas.microsoft.com/office/2019/extlst" xmlns:r="http://schemas.openxmlformats.org/officeDocument/2006/relationships" xmlns:wp14="http://schemas.microsoft.com/office/word/2010/wordprocessingDrawing" xmlns:wp="http://schemas.openxmlformats.org/drawingml/2006/wordprocessingDrawing" xmlns:wpg="http://schemas.microsoft.com/office/word/2010/wordprocessingGroup" xmlns:wpi="http://schemas.microsoft.com/office/word/2010/wordprocessingInk" xmlns:wps="http://schemas.microsoft.com/office/word/2010/wordprocessingShape" xmlns:o="urn:schemas-microsoft-com:office:office" xmlns:v="urn:schemas-microsoft-com:vml" xmlns:w10="urn:schemas-microsoft-com:office:word" xmlns:w="http://schemas.openxmlformats.org/wordprocessingml/2006/main" xmlns:w14="http://schemas.microsoft.com/office/word/2010/wordml" xmlns:w15="http://schemas.microsoft.com/office/word/2012/wordml" xmlns:w16cex="http://schemas.microsoft.com/office/word/2018/wordml/cex" xmlns:w16cid="http://schemas.microsoft.com/office/word/2016/wordml/cid" xmlns:w16="http://schemas.microsoft.com/office/word/2018/wordml" xmlns:w16sdtdh="http://schemas.microsoft.com/office/word/2020/wordml/sdtdatahash" xmlns:w16sdtfl="http://schemas.microsoft.com/office/word/2024/wordml/sdtformatlock" xmlns:w16se="http://schemas.microsoft.com/office/word/2015/wordml/symex" xmlns:w16du="http://schemas.microsoft.com/office/word/2023/wordml/word16du" xmlns:wne="http://schemas.microsoft.com/office/word/2006/wordml" mc:Ignorable="w14 w15 w16se w16cid w16 w16cex w16sdtdh w16sdtfl w16du wp14">
   <w:sdt>
     <w:sdtPr>
       <w:id w:val="-312714544"/>
@@ -2762,7 +2774,7 @@
 </file>
 
 <file path=word/footnotes.xml><?xml version="1.0" encoding="utf-8"?>
-<w:footnotes xmlns:wpc="http://schemas.microsoft.com/office/word/2010/wordprocessingCanvas" xmlns:cx="http://schemas.microsoft.com/office/drawing/2014/chartex" xmlns:cx1="http://schemas.microsoft.com/office/drawing/2015/9/8/chartex" xmlns:cx2="http://schemas.microsoft.com/office/drawing/2015/10/21/chartex" xmlns:cx3="http://schemas.microsoft.com/office/drawing/2016/5/9/chartex" xmlns:cx4="http://schemas.microsoft.com/office/drawing/2016/5/10/chartex" xmlns:cx5="http://schemas.microsoft.com/office/drawing/2016/5/11/chartex" xmlns:cx6="http://schemas.microsoft.com/office/drawing/2016/5/12/chartex" xmlns:cx7="http://schemas.microsoft.com/office/drawing/2016/5/13/chartex" xmlns:cx8="http://schemas.microsoft.com/office/drawing/2016/5/14/chartex" xmlns:mc="http://schemas.openxmlformats.org/markup-compatibility/2006" xmlns:aink="http://schemas.microsoft.com/office/drawing/2016/ink" xmlns:am3d="http://schemas.microsoft.com/office/drawing/2017/model3d" xmlns:o="urn:schemas-microsoft-com:office:office" xmlns:oel="http://schemas.microsoft.com/office/2019/extlst" xmlns:r="http://schemas.openxmlformats.org/officeDocument/2006/relationships" xmlns:m="http://schemas.openxmlformats.org/officeDocument/2006/math" xmlns:v="urn:schemas-microsoft-com:vml" xmlns:wp14="http://schemas.microsoft.com/office/word/2010/wordprocessingDrawing" xmlns:wp="http://schemas.openxmlformats.org/drawingml/2006/wordprocessingDrawing" xmlns:w10="urn:schemas-microsoft-com:office:word" xmlns:w="http://schemas.openxmlformats.org/wordprocessingml/2006/main" xmlns:w14="http://schemas.microsoft.com/office/word/2010/wordml" xmlns:w15="http://schemas.microsoft.com/office/word/2012/wordml" xmlns:w16cex="http://schemas.microsoft.com/office/word/2018/wordml/cex" xmlns:w16cid="http://schemas.microsoft.com/office/word/2016/wordml/cid" xmlns:w16="http://schemas.microsoft.com/office/word/2018/wordml" xmlns:w16du="http://schemas.microsoft.com/office/word/2023/wordml/word16du" xmlns:w16sdtdh="http://schemas.microsoft.com/office/word/2020/wordml/sdtdatahash" xmlns:w16sdtfl="http://schemas.microsoft.com/office/word/2024/wordml/sdtformatlock" xmlns:w16se="http://schemas.microsoft.com/office/word/2015/wordml/symex" xmlns:wpg="http://schemas.microsoft.com/office/word/2010/wordprocessingGroup" xmlns:wpi="http://schemas.microsoft.com/office/word/2010/wordprocessingInk" xmlns:wne="http://schemas.microsoft.com/office/word/2006/wordml" xmlns:wps="http://schemas.microsoft.com/office/word/2010/wordprocessingShape" mc:Ignorable="w14 w15 w16se w16cid w16 w16cex w16sdtdh w16sdtfl w16du wp14">
+<w:footnotes xmlns:wpc="http://schemas.microsoft.com/office/word/2010/wordprocessingCanvas" xmlns:cx="http://schemas.microsoft.com/office/drawing/2014/chartex" xmlns:cx1="http://schemas.microsoft.com/office/drawing/2015/9/8/chartex" xmlns:cx2="http://schemas.microsoft.com/office/drawing/2015/10/21/chartex" xmlns:cx3="http://schemas.microsoft.com/office/drawing/2016/5/9/chartex" xmlns:cx4="http://schemas.microsoft.com/office/drawing/2016/5/10/chartex" xmlns:cx5="http://schemas.microsoft.com/office/drawing/2016/5/11/chartex" xmlns:cx6="http://schemas.microsoft.com/office/drawing/2016/5/12/chartex" xmlns:cx7="http://schemas.microsoft.com/office/drawing/2016/5/13/chartex" xmlns:cx8="http://schemas.microsoft.com/office/drawing/2016/5/14/chartex" xmlns:mc="http://schemas.openxmlformats.org/markup-compatibility/2006" xmlns:m="http://schemas.openxmlformats.org/officeDocument/2006/math" xmlns:aink="http://schemas.microsoft.com/office/drawing/2016/ink" xmlns:am3d="http://schemas.microsoft.com/office/drawing/2017/model3d" xmlns:oel="http://schemas.microsoft.com/office/2019/extlst" xmlns:r="http://schemas.openxmlformats.org/officeDocument/2006/relationships" xmlns:wp14="http://schemas.microsoft.com/office/word/2010/wordprocessingDrawing" xmlns:wp="http://schemas.openxmlformats.org/drawingml/2006/wordprocessingDrawing" xmlns:wpg="http://schemas.microsoft.com/office/word/2010/wordprocessingGroup" xmlns:wpi="http://schemas.microsoft.com/office/word/2010/wordprocessingInk" xmlns:wps="http://schemas.microsoft.com/office/word/2010/wordprocessingShape" xmlns:o="urn:schemas-microsoft-com:office:office" xmlns:v="urn:schemas-microsoft-com:vml" xmlns:w10="urn:schemas-microsoft-com:office:word" xmlns:w="http://schemas.openxmlformats.org/wordprocessingml/2006/main" xmlns:w14="http://schemas.microsoft.com/office/word/2010/wordml" xmlns:w15="http://schemas.microsoft.com/office/word/2012/wordml" xmlns:w16cex="http://schemas.microsoft.com/office/word/2018/wordml/cex" xmlns:w16cid="http://schemas.microsoft.com/office/word/2016/wordml/cid" xmlns:w16="http://schemas.microsoft.com/office/word/2018/wordml" xmlns:w16sdtdh="http://schemas.microsoft.com/office/word/2020/wordml/sdtdatahash" xmlns:w16sdtfl="http://schemas.microsoft.com/office/word/2024/wordml/sdtformatlock" xmlns:w16se="http://schemas.microsoft.com/office/word/2015/wordml/symex" xmlns:w16du="http://schemas.microsoft.com/office/word/2023/wordml/word16du" xmlns:wne="http://schemas.microsoft.com/office/word/2006/wordml" mc:Ignorable="w14 w15 w16se w16cid w16 w16cex w16sdtdh w16sdtfl w16du wp14">
   <w:footnote w:type="separator" w:id="-1">
     <w:p>
       <w:pPr>
@@ -2787,7 +2799,7 @@
 </file>
 
 <file path=word/numbering.xml><?xml version="1.0" encoding="utf-8"?>
-<w:numbering xmlns:wpc="http://schemas.microsoft.com/office/word/2010/wordprocessingCanvas" xmlns:cx="http://schemas.microsoft.com/office/drawing/2014/chartex" xmlns:cx1="http://schemas.microsoft.com/office/drawing/2015/9/8/chartex" xmlns:cx2="http://schemas.microsoft.com/office/drawing/2015/10/21/chartex" xmlns:cx3="http://schemas.microsoft.com/office/drawing/2016/5/9/chartex" xmlns:cx4="http://schemas.microsoft.com/office/drawing/2016/5/10/chartex" xmlns:cx5="http://schemas.microsoft.com/office/drawing/2016/5/11/chartex" xmlns:cx6="http://schemas.microsoft.com/office/drawing/2016/5/12/chartex" xmlns:cx7="http://schemas.microsoft.com/office/drawing/2016/5/13/chartex" xmlns:cx8="http://schemas.microsoft.com/office/drawing/2016/5/14/chartex" xmlns:mc="http://schemas.openxmlformats.org/markup-compatibility/2006" xmlns:aink="http://schemas.microsoft.com/office/drawing/2016/ink" xmlns:am3d="http://schemas.microsoft.com/office/drawing/2017/model3d" xmlns:o="urn:schemas-microsoft-com:office:office" xmlns:oel="http://schemas.microsoft.com/office/2019/extlst" xmlns:r="http://schemas.openxmlformats.org/officeDocument/2006/relationships" xmlns:m="http://schemas.openxmlformats.org/officeDocument/2006/math" xmlns:v="urn:schemas-microsoft-com:vml" xmlns:wp14="http://schemas.microsoft.com/office/word/2010/wordprocessingDrawing" xmlns:wp="http://schemas.openxmlformats.org/drawingml/2006/wordprocessingDrawing" xmlns:w10="urn:schemas-microsoft-com:office:word" xmlns:w="http://schemas.openxmlformats.org/wordprocessingml/2006/main" xmlns:w14="http://schemas.microsoft.com/office/word/2010/wordml" xmlns:w15="http://schemas.microsoft.com/office/word/2012/wordml" xmlns:w16cex="http://schemas.microsoft.com/office/word/2018/wordml/cex" xmlns:w16cid="http://schemas.microsoft.com/office/word/2016/wordml/cid" xmlns:w16="http://schemas.microsoft.com/office/word/2018/wordml" xmlns:w16du="http://schemas.microsoft.com/office/word/2023/wordml/word16du" xmlns:w16sdtdh="http://schemas.microsoft.com/office/word/2020/wordml/sdtdatahash" xmlns:w16sdtfl="http://schemas.microsoft.com/office/word/2024/wordml/sdtformatlock" xmlns:w16se="http://schemas.microsoft.com/office/word/2015/wordml/symex" xmlns:wpg="http://schemas.microsoft.com/office/word/2010/wordprocessingGroup" xmlns:wpi="http://schemas.microsoft.com/office/word/2010/wordprocessingInk" xmlns:wne="http://schemas.microsoft.com/office/word/2006/wordml" xmlns:wps="http://schemas.microsoft.com/office/word/2010/wordprocessingShape" mc:Ignorable="w14 w15 w16se w16cid w16 w16cex w16sdtdh w16sdtfl w16du wp14">
+<w:numbering xmlns:wpc="http://schemas.microsoft.com/office/word/2010/wordprocessingCanvas" xmlns:cx="http://schemas.microsoft.com/office/drawing/2014/chartex" xmlns:cx1="http://schemas.microsoft.com/office/drawing/2015/9/8/chartex" xmlns:cx2="http://schemas.microsoft.com/office/drawing/2015/10/21/chartex" xmlns:cx3="http://schemas.microsoft.com/office/drawing/2016/5/9/chartex" xmlns:cx4="http://schemas.microsoft.com/office/drawing/2016/5/10/chartex" xmlns:cx5="http://schemas.microsoft.com/office/drawing/2016/5/11/chartex" xmlns:cx6="http://schemas.microsoft.com/office/drawing/2016/5/12/chartex" xmlns:cx7="http://schemas.microsoft.com/office/drawing/2016/5/13/chartex" xmlns:cx8="http://schemas.microsoft.com/office/drawing/2016/5/14/chartex" xmlns:mc="http://schemas.openxmlformats.org/markup-compatibility/2006" xmlns:m="http://schemas.openxmlformats.org/officeDocument/2006/math" xmlns:aink="http://schemas.microsoft.com/office/drawing/2016/ink" xmlns:am3d="http://schemas.microsoft.com/office/drawing/2017/model3d" xmlns:oel="http://schemas.microsoft.com/office/2019/extlst" xmlns:r="http://schemas.openxmlformats.org/officeDocument/2006/relationships" xmlns:wp14="http://schemas.microsoft.com/office/word/2010/wordprocessingDrawing" xmlns:wp="http://schemas.openxmlformats.org/drawingml/2006/wordprocessingDrawing" xmlns:wpg="http://schemas.microsoft.com/office/word/2010/wordprocessingGroup" xmlns:wpi="http://schemas.microsoft.com/office/word/2010/wordprocessingInk" xmlns:wps="http://schemas.microsoft.com/office/word/2010/wordprocessingShape" xmlns:o="urn:schemas-microsoft-com:office:office" xmlns:v="urn:schemas-microsoft-com:vml" xmlns:w10="urn:schemas-microsoft-com:office:word" xmlns:w="http://schemas.openxmlformats.org/wordprocessingml/2006/main" xmlns:w14="http://schemas.microsoft.com/office/word/2010/wordml" xmlns:w15="http://schemas.microsoft.com/office/word/2012/wordml" xmlns:w16cex="http://schemas.microsoft.com/office/word/2018/wordml/cex" xmlns:w16cid="http://schemas.microsoft.com/office/word/2016/wordml/cid" xmlns:w16="http://schemas.microsoft.com/office/word/2018/wordml" xmlns:w16sdtdh="http://schemas.microsoft.com/office/word/2020/wordml/sdtdatahash" xmlns:w16sdtfl="http://schemas.microsoft.com/office/word/2024/wordml/sdtformatlock" xmlns:w16se="http://schemas.microsoft.com/office/word/2015/wordml/symex" xmlns:w16du="http://schemas.microsoft.com/office/word/2023/wordml/word16du" xmlns:wne="http://schemas.microsoft.com/office/word/2006/wordml" mc:Ignorable="w14 w15 w16se w16cid w16 w16cex w16sdtdh w16sdtfl w16du wp14">
   <w:abstractNum w:abstractNumId="0" w15:restartNumberingAfterBreak="0">
     <w:nsid w:val="FFFFFF80"/>
     <w:multiLevelType w:val="singleLevel"/>
@@ -7423,7 +7435,7 @@
 </file>
 
 <file path=word/styles.xml><?xml version="1.0" encoding="utf-8"?>
-<w:styles xmlns:mc="http://schemas.openxmlformats.org/markup-compatibility/2006" xmlns:r="http://schemas.openxmlformats.org/officeDocument/2006/relationships" xmlns:w="http://schemas.openxmlformats.org/wordprocessingml/2006/main" xmlns:w14="http://schemas.microsoft.com/office/word/2010/wordml" xmlns:w15="http://schemas.microsoft.com/office/word/2012/wordml" xmlns:w16cex="http://schemas.microsoft.com/office/word/2018/wordml/cex" xmlns:w16cid="http://schemas.microsoft.com/office/word/2016/wordml/cid" xmlns:w16="http://schemas.microsoft.com/office/word/2018/wordml" xmlns:w16du="http://schemas.microsoft.com/office/word/2023/wordml/word16du" xmlns:w16sdtdh="http://schemas.microsoft.com/office/word/2020/wordml/sdtdatahash" xmlns:w16sdtfl="http://schemas.microsoft.com/office/word/2024/wordml/sdtformatlock" xmlns:w16se="http://schemas.microsoft.com/office/word/2015/wordml/symex" mc:Ignorable="w14 w15 w16se w16cid w16 w16cex w16sdtdh w16sdtfl w16du">
+<w:styles xmlns:mc="http://schemas.openxmlformats.org/markup-compatibility/2006" xmlns:r="http://schemas.openxmlformats.org/officeDocument/2006/relationships" xmlns:w="http://schemas.openxmlformats.org/wordprocessingml/2006/main" xmlns:w14="http://schemas.microsoft.com/office/word/2010/wordml" xmlns:w15="http://schemas.microsoft.com/office/word/2012/wordml" xmlns:w16cex="http://schemas.microsoft.com/office/word/2018/wordml/cex" xmlns:w16cid="http://schemas.microsoft.com/office/word/2016/wordml/cid" xmlns:w16="http://schemas.microsoft.com/office/word/2018/wordml" xmlns:w16sdtdh="http://schemas.microsoft.com/office/word/2020/wordml/sdtdatahash" xmlns:w16sdtfl="http://schemas.microsoft.com/office/word/2024/wordml/sdtformatlock" xmlns:w16se="http://schemas.microsoft.com/office/word/2015/wordml/symex" xmlns:w16du="http://schemas.microsoft.com/office/word/2023/wordml/word16du" mc:Ignorable="w14 w15 w16se w16cid w16 w16cex w16sdtdh w16sdtfl w16du">
   <w:docDefaults>
     <w:rPrDefault>
       <w:rPr>
